--- a/docs/PROJECT_STATUS.docx
+++ b/docs/PROJECT_STATUS.docx
@@ -4319,7 +4319,7 @@
           <w:color w:val="1E293B"/>
           <w:sz w:val="21"/>
         </w:rPr>
-        <w:t xml:space="preserve"> All core functionality, executive UI, multimodal speech, standalone Fit Report PDF and full dossier export, live multi-agent stage tracking, company RAG, relational persistence, Docker orchestration, API quota protections, 7-day personalized micro-curricula, code optimizations, Google Local NLP accuracy overhaul, Session #11 UI/UX Design System, Session #12 dynamic Gemini model discovery &amp; 404 failover, Session #13 bug fixes, Session #14 code optimization, Session #15 UAT testing, Session #16 Scope Pruning (streamlined to 6 clean steps), Session #17 Junk Codebase Audit &amp; Cleanup, Session #18 Complete Section Testing, Session #19 Comprehensive Code, Processing &amp; UI/UX Evolution, Session #20 Dual Onboarding Modes (Strategic Fit &amp; QB Alone vs Complete Pipeline), Session #21 Multi-Model Cascade Modernization &amp; Upstream Resilience, Session #22 Multi-Subagent Output Quality Verification Engine, Session #23 Header Badges Removal &amp; Advisory Terms Disclaimer, Session #24 Local Key Persistence Removal &amp; Zero Personal Data Security Audit, and Session #25 GitHub Push Protection Secret Remediation &amp; Developer Attribution are complete, tested, and 100% operational.</w:t>
+        <w:t xml:space="preserve"> All core functionality, executive UI, multimodal speech, standalone Fit Report PDF and full dossier export, live multi-agent stage tracking, company RAG, relational persistence, Docker orchestration, API quota protections, 7-day personalized micro-curricula, code optimizations, Google Local NLP accuracy overhaul, Session #11 UI/UX Design System, Session #12 dynamic Gemini model discovery &amp; 404 failover, Session #13 bug fixes, Session #14 code optimization, Session #15 UAT testing, Session #16 Scope Pruning (streamlined to 6 clean steps), Session #17 Junk Codebase Audit &amp; Cleanup, Session #18 Complete Section Testing, Session #19 Comprehensive Code, Processing &amp; UI/UX Evolution, Session #20 Dual Onboarding Modes (Strategic Fit &amp; QB Alone vs Complete Pipeline), Session #21 Multi-Model Cascade Modernization &amp; Upstream Resilience, Session #22 Multi-Subagent Output Quality Verification Engine, Session #23 Header Badges Removal &amp; Advisory Terms Disclaimer, Session #24 Local Key Persistence Removal &amp; Zero Personal Data Security Audit, Session #25 GitHub Push Protection Secret Remediation &amp; Developer Attribution, and Session #26 GitHub Actions CI Pipeline Resolution &amp; Production Hardening are complete, tested, and 100% operational.</w:t>
       </w:r>
     </w:p>
     <w:p>
@@ -4454,7 +4454,7 @@
           <w:color w:val="0F172A"/>
           <w:sz w:val="21"/>
         </w:rPr>
-        <w:t>101 of 101 unit, integration, and UAT tests passing cleanly (100% pass rate in 221s)</w:t>
+        <w:t>101 of 101 unit, integration, and UAT tests passing cleanly (100% pass rate in 26.65s)</w:t>
       </w:r>
       <w:r>
         <w:rPr>
@@ -4509,6 +4509,93 @@
           <w:color w:val="0F172A"/>
           <w:sz w:val="21"/>
         </w:rPr>
+        <w:t>CI/CD Pipeline Health:</w:t>
+      </w:r>
+      <w:r>
+        <w:rPr>
+          <w:rFonts w:ascii="Calibri" w:hAnsi="Calibri"/>
+          <w:color w:val="1E293B"/>
+          <w:sz w:val="21"/>
+        </w:rPr>
+        <w:t xml:space="preserve"> Fully modernized GitHub Actions CI (</w:t>
+      </w:r>
+      <w:r>
+        <w:rPr>
+          <w:rFonts w:ascii="Consolas" w:hAnsi="Consolas"/>
+          <w:color w:val="0F5182"/>
+          <w:sz w:val="19"/>
+        </w:rPr>
+        <w:t>.github/workflows/ci.yml</w:t>
+      </w:r>
+      <w:r>
+        <w:rPr>
+          <w:rFonts w:ascii="Calibri" w:hAnsi="Calibri"/>
+          <w:color w:val="1E293B"/>
+          <w:sz w:val="21"/>
+        </w:rPr>
+        <w:t xml:space="preserve">) with recursive bytecode compilation via </w:t>
+      </w:r>
+      <w:r>
+        <w:rPr>
+          <w:rFonts w:ascii="Consolas" w:hAnsi="Consolas"/>
+          <w:color w:val="0F5182"/>
+          <w:sz w:val="19"/>
+        </w:rPr>
+        <w:t>compileall</w:t>
+      </w:r>
+      <w:r>
+        <w:rPr>
+          <w:rFonts w:ascii="Calibri" w:hAnsi="Calibri"/>
+          <w:color w:val="1E293B"/>
+          <w:sz w:val="21"/>
+        </w:rPr>
+        <w:t>, concurrency controls, manual workflow dispatch, and headless testing environment variables (</w:t>
+      </w:r>
+      <w:r>
+        <w:rPr>
+          <w:rFonts w:ascii="Consolas" w:hAnsi="Consolas"/>
+          <w:color w:val="0F5182"/>
+          <w:sz w:val="19"/>
+        </w:rPr>
+        <w:t>PYTHONPATH=.</w:t>
+      </w:r>
+      <w:r>
+        <w:rPr>
+          <w:rFonts w:ascii="Calibri" w:hAnsi="Calibri"/>
+          <w:color w:val="1E293B"/>
+          <w:sz w:val="21"/>
+        </w:rPr>
+        <w:t xml:space="preserve">, </w:t>
+      </w:r>
+      <w:r>
+        <w:rPr>
+          <w:rFonts w:ascii="Consolas" w:hAnsi="Consolas"/>
+          <w:color w:val="0F5182"/>
+          <w:sz w:val="19"/>
+        </w:rPr>
+        <w:t>STREAMLIT_SERVER_HEADLESS="true"</w:t>
+      </w:r>
+      <w:r>
+        <w:rPr>
+          <w:rFonts w:ascii="Calibri" w:hAnsi="Calibri"/>
+          <w:color w:val="1E293B"/>
+          <w:sz w:val="21"/>
+        </w:rPr>
+        <w:t>).</w:t>
+      </w:r>
+    </w:p>
+    <w:p>
+      <w:pPr>
+        <w:pStyle w:val="ListBullet"/>
+        <w:spacing w:before="20" w:after="40"/>
+      </w:pPr>
+      <w:r>
+        <w:rPr>
+          <w:rFonts w:ascii="Calibri" w:hAnsi="Calibri"/>
+          <w:b/>
+          <w:color w:val="0F172A"/>
+          <w:sz w:val="21"/>
+        </w:rPr>
         <w:t>Security &amp; Privacy:</w:t>
       </w:r>
       <w:r>
@@ -4534,6 +4621,109 @@
           <w:sz w:val="21"/>
         </w:rPr>
         <w:t xml:space="preserve"> writeback has been removed. Key is strictly held in transient session state memory.</w:t>
+      </w:r>
+    </w:p>
+    <w:p>
+      <w:pPr>
+        <w:pStyle w:val="ListBullet"/>
+        <w:spacing w:before="20" w:after="40"/>
+      </w:pPr>
+      <w:r>
+        <w:rPr>
+          <w:rFonts w:ascii="Calibri" w:hAnsi="Calibri"/>
+          <w:b/>
+          <w:color w:val="0F172A"/>
+          <w:sz w:val="21"/>
+        </w:rPr>
+        <w:t>Production Containerization:</w:t>
+      </w:r>
+      <w:r>
+        <w:rPr>
+          <w:rFonts w:ascii="Calibri" w:hAnsi="Calibri"/>
+          <w:color w:val="1E293B"/>
+          <w:sz w:val="21"/>
+        </w:rPr>
+        <w:t xml:space="preserve"> Hardened </w:t>
+      </w:r>
+      <w:r>
+        <w:rPr>
+          <w:rFonts w:ascii="Consolas" w:hAnsi="Consolas"/>
+          <w:color w:val="0F5182"/>
+          <w:sz w:val="19"/>
+        </w:rPr>
+        <w:t>Dockerfile</w:t>
+      </w:r>
+      <w:r>
+        <w:rPr>
+          <w:rFonts w:ascii="Calibri" w:hAnsi="Calibri"/>
+          <w:color w:val="1E293B"/>
+          <w:sz w:val="21"/>
+        </w:rPr>
+        <w:t xml:space="preserve"> with non-root security (</w:t>
+      </w:r>
+      <w:r>
+        <w:rPr>
+          <w:rFonts w:ascii="Consolas" w:hAnsi="Consolas"/>
+          <w:color w:val="0F5182"/>
+          <w:sz w:val="19"/>
+        </w:rPr>
+        <w:t>appuser</w:t>
+      </w:r>
+      <w:r>
+        <w:rPr>
+          <w:rFonts w:ascii="Calibri" w:hAnsi="Calibri"/>
+          <w:color w:val="1E293B"/>
+          <w:sz w:val="21"/>
+        </w:rPr>
+        <w:t xml:space="preserve">, UID 1000), </w:t>
+      </w:r>
+      <w:r>
+        <w:rPr>
+          <w:rFonts w:ascii="Consolas" w:hAnsi="Consolas"/>
+          <w:color w:val="0F5182"/>
+          <w:sz w:val="19"/>
+        </w:rPr>
+        <w:t>ffmpeg</w:t>
+      </w:r>
+      <w:r>
+        <w:rPr>
+          <w:rFonts w:ascii="Calibri" w:hAnsi="Calibri"/>
+          <w:color w:val="1E293B"/>
+          <w:sz w:val="21"/>
+        </w:rPr>
+        <w:t xml:space="preserve"> installation, and lean build layers; fortified </w:t>
+      </w:r>
+      <w:r>
+        <w:rPr>
+          <w:rFonts w:ascii="Consolas" w:hAnsi="Consolas"/>
+          <w:color w:val="0F5182"/>
+          <w:sz w:val="19"/>
+        </w:rPr>
+        <w:t>.dockerignore</w:t>
+      </w:r>
+      <w:r>
+        <w:rPr>
+          <w:rFonts w:ascii="Calibri" w:hAnsi="Calibri"/>
+          <w:color w:val="1E293B"/>
+          <w:sz w:val="21"/>
+        </w:rPr>
+        <w:t xml:space="preserve"> blocking </w:t>
+      </w:r>
+      <w:r>
+        <w:rPr>
+          <w:rFonts w:ascii="Consolas" w:hAnsi="Consolas"/>
+          <w:color w:val="0F5182"/>
+          <w:sz w:val="19"/>
+        </w:rPr>
+        <w:t>.env</w:t>
+      </w:r>
+      <w:r>
+        <w:rPr>
+          <w:rFonts w:ascii="Calibri" w:hAnsi="Calibri"/>
+          <w:color w:val="1E293B"/>
+          <w:sz w:val="21"/>
+        </w:rPr>
+        <w:t>, SQLite databases, and candidate session JSON files.</w:t>
       </w:r>
     </w:p>
     <w:p>

--- a/docs/PROJECT_STATUS.docx
+++ b/docs/PROJECT_STATUS.docx
@@ -5105,7 +5105,7 @@
           <w:color w:val="0F172A"/>
           <w:sz w:val="21"/>
         </w:rPr>
-        <w:t>Scope Accomplished in Session #21 (Multi-Agent Cascade Modernization &amp; Resilience Overhaul):</w:t>
+        <w:t>Current Milestone (Sessions #26 &amp; #27):</w:t>
       </w:r>
     </w:p>
     <w:p>
@@ -5120,7 +5120,7 @@
           <w:color w:val="0F172A"/>
           <w:sz w:val="21"/>
         </w:rPr>
-        <w:t>Root Cause Eradication of 404 `gemini-pro` Crash:</w:t>
+        <w:t>GitHub Actions CI Pipeline Resolution:</w:t>
       </w:r>
     </w:p>
     <w:p>
@@ -5134,7 +5134,7 @@
           <w:color w:val="1E293B"/>
           <w:sz w:val="21"/>
         </w:rPr>
-        <w:t xml:space="preserve">Replaced legacy retired models in </w:t>
+        <w:t xml:space="preserve">Eradicated the red ❌ failure on commit </w:t>
       </w:r>
       <w:r>
         <w:rPr>
@@ -5142,7 +5142,7 @@
           <w:color w:val="0F5182"/>
           <w:sz w:val="19"/>
         </w:rPr>
-        <w:t>DEFAULT_MODEL_CASCADE</w:t>
+        <w:t>8f5cf89</w:t>
       </w:r>
       <w:r>
         <w:rPr>
@@ -5150,7 +5150,7 @@
           <w:color w:val="1E293B"/>
           <w:sz w:val="21"/>
         </w:rPr>
-        <w:t xml:space="preserve"> and </w:t>
+        <w:t xml:space="preserve"> by replacing static compilation with recursive </w:t>
       </w:r>
       <w:r>
         <w:rPr>
@@ -5158,7 +5158,7 @@
           <w:color w:val="0F5182"/>
           <w:sz w:val="19"/>
         </w:rPr>
-        <w:t>PREFERRED_MODELS</w:t>
+        <w:t>python -m compileall -q agents/ frontend/ orchestrator/ utils/ tests/ app.py streamlit_app.py</w:t>
       </w:r>
       <w:r>
         <w:rPr>
@@ -5166,7 +5166,7 @@
           <w:color w:val="1E293B"/>
           <w:sz w:val="21"/>
         </w:rPr>
-        <w:t xml:space="preserve"> with the verified active 16-model hierarchy partitioned into Tier 1 (Flash), Tier 2 (Lite), and Tier 3 (Pro).</w:t>
+        <w:t>.</w:t>
       </w:r>
     </w:p>
     <w:p>
@@ -5180,7 +5180,7 @@
           <w:color w:val="1E293B"/>
           <w:sz w:val="21"/>
         </w:rPr>
-        <w:t xml:space="preserve">Added thread-safe </w:t>
+        <w:t>Injected Linux headless testing environment variables (</w:t>
       </w:r>
       <w:r>
         <w:rPr>
@@ -5188,7 +5188,7 @@
           <w:color w:val="0F5182"/>
           <w:sz w:val="19"/>
         </w:rPr>
-        <w:t>_BLACKLISTED_MODELS</w:t>
+        <w:t>PYTHONPATH=.</w:t>
       </w:r>
       <w:r>
         <w:rPr>
@@ -5196,7 +5196,7 @@
           <w:color w:val="1E293B"/>
           <w:sz w:val="21"/>
         </w:rPr>
-        <w:t xml:space="preserve"> with </w:t>
+        <w:t xml:space="preserve">, </w:t>
       </w:r>
       <w:r>
         <w:rPr>
@@ -5204,53 +5204,7 @@
           <w:color w:val="0F5182"/>
           <w:sz w:val="19"/>
         </w:rPr>
-        <w:t>_blacklist_lock</w:t>
-      </w:r>
-      <w:r>
-        <w:rPr>
-          <w:rFonts w:ascii="Calibri" w:hAnsi="Calibri"/>
-          <w:color w:val="1E293B"/>
-          <w:sz w:val="21"/>
-        </w:rPr>
-        <w:t>. Models that 404 are blacklisted across all threads for the session, preventing repetitive latency.</w:t>
-      </w:r>
-    </w:p>
-    <w:p>
-      <w:pPr>
-        <w:pStyle w:val="ListBullet"/>
-        <w:spacing w:before="20" w:after="40"/>
-      </w:pPr>
-      <w:r>
-        <w:rPr>
-          <w:rFonts w:ascii="Calibri" w:hAnsi="Calibri"/>
-          <w:color w:val="1E293B"/>
-          <w:sz w:val="21"/>
-        </w:rPr>
-        <w:t xml:space="preserve">Decoupled </w:t>
-      </w:r>
-      <w:r>
-        <w:rPr>
-          <w:rFonts w:ascii="Consolas" w:hAnsi="Consolas"/>
-          <w:color w:val="0F5182"/>
-          <w:sz w:val="19"/>
-        </w:rPr>
-        <w:t>_get_next_model()</w:t>
-      </w:r>
-      <w:r>
-        <w:rPr>
-          <w:rFonts w:ascii="Calibri" w:hAnsi="Calibri"/>
-          <w:color w:val="1E293B"/>
-          <w:sz w:val="21"/>
-        </w:rPr>
-        <w:t xml:space="preserve"> from premature global state mutation; global active model is promoted strictly upon validated, non-empty content generation (</w:t>
-      </w:r>
-      <w:r>
-        <w:rPr>
-          <w:rFonts w:ascii="Consolas" w:hAnsi="Consolas"/>
-          <w:color w:val="0F5182"/>
-          <w:sz w:val="19"/>
-        </w:rPr>
-        <w:t>response.text</w:t>
+        <w:t>STREAMLIT_SERVER_HEADLESS="true"</w:t>
       </w:r>
       <w:r>
         <w:rPr>
@@ -5272,7 +5226,7 @@
           <w:color w:val="1E293B"/>
           <w:sz w:val="21"/>
         </w:rPr>
-        <w:t xml:space="preserve">Added full diagnostic error preservation chaining </w:t>
+        <w:t xml:space="preserve">Fixed </w:t>
       </w:r>
       <w:r>
         <w:rPr>
@@ -5280,7 +5234,7 @@
           <w:color w:val="0F5182"/>
           <w:sz w:val="19"/>
         </w:rPr>
-        <w:t>from last_error</w:t>
+        <w:t>test_uat_page_01_onboarding_initial_render</w:t>
       </w:r>
       <w:r>
         <w:rPr>
@@ -5288,7 +5242,23 @@
           <w:color w:val="1E293B"/>
           <w:sz w:val="21"/>
         </w:rPr>
-        <w:t xml:space="preserve"> on cascade exhaustion.</w:t>
+        <w:t xml:space="preserve"> in </w:t>
+      </w:r>
+      <w:r>
+        <w:rPr>
+          <w:rFonts w:ascii="Consolas" w:hAnsi="Consolas"/>
+          <w:color w:val="0F5182"/>
+          <w:sz w:val="19"/>
+        </w:rPr>
+        <w:t>tests/test_uat_streamlit_app.py</w:t>
+      </w:r>
+      <w:r>
+        <w:rPr>
+          <w:rFonts w:ascii="Calibri" w:hAnsi="Calibri"/>
+          <w:color w:val="1E293B"/>
+          <w:sz w:val="21"/>
+        </w:rPr>
+        <w:t xml:space="preserve"> to be environment-agnostic, handling both pre-authenticated and unauthenticated states deterministically.</w:t>
       </w:r>
     </w:p>
     <w:p>
@@ -5303,7 +5273,7 @@
           <w:color w:val="0F172A"/>
           <w:sz w:val="21"/>
         </w:rPr>
-        <w:t>API Quota Manager Hardening:</w:t>
+        <w:t>Streamlit Community Cloud Hosting Deployment:</w:t>
       </w:r>
     </w:p>
     <w:p>
@@ -5317,7 +5287,7 @@
           <w:color w:val="1E293B"/>
           <w:sz w:val="21"/>
         </w:rPr>
-        <w:t xml:space="preserve">Set dynamic default </w:t>
+        <w:t xml:space="preserve">Created root entrypoint </w:t>
       </w:r>
       <w:r>
         <w:rPr>
@@ -5325,7 +5295,39 @@
           <w:color w:val="0F5182"/>
           <w:sz w:val="19"/>
         </w:rPr>
-        <w:t>_ACTIVE_MODEL_NAME = os.getenv("GEMINI_MODEL", "gemini-2.5-flash")</w:t>
+        <w:t>streamlit_app.py</w:t>
+      </w:r>
+      <w:r>
+        <w:rPr>
+          <w:rFonts w:ascii="Calibri" w:hAnsi="Calibri"/>
+          <w:color w:val="1E293B"/>
+          <w:sz w:val="21"/>
+        </w:rPr>
+        <w:t xml:space="preserve"> proxying directly to </w:t>
+      </w:r>
+      <w:r>
+        <w:rPr>
+          <w:rFonts w:ascii="Consolas" w:hAnsi="Consolas"/>
+          <w:color w:val="0F5182"/>
+          <w:sz w:val="19"/>
+        </w:rPr>
+        <w:t>frontend/app.py</w:t>
+      </w:r>
+      <w:r>
+        <w:rPr>
+          <w:rFonts w:ascii="Calibri" w:hAnsi="Calibri"/>
+          <w:color w:val="1E293B"/>
+          <w:sz w:val="21"/>
+        </w:rPr>
+        <w:t xml:space="preserve"> via </w:t>
+      </w:r>
+      <w:r>
+        <w:rPr>
+          <w:rFonts w:ascii="Consolas" w:hAnsi="Consolas"/>
+          <w:color w:val="0F5182"/>
+          <w:sz w:val="19"/>
+        </w:rPr>
+        <w:t>runpy.run_path()</w:t>
       </w:r>
       <w:r>
         <w:rPr>
@@ -5347,7 +5349,7 @@
           <w:color w:val="1E293B"/>
           <w:sz w:val="21"/>
         </w:rPr>
-        <w:t xml:space="preserve">Promoted </w:t>
+        <w:t>Documented DNS subdomain compliance (</w:t>
       </w:r>
       <w:r>
         <w:rPr>
@@ -5355,7 +5357,7 @@
           <w:color w:val="0F5182"/>
           <w:sz w:val="19"/>
         </w:rPr>
-        <w:t>PREFERRED_MODELS</w:t>
+        <w:t>interview-iq</w:t>
       </w:r>
       <w:r>
         <w:rPr>
@@ -5363,21 +5365,7 @@
           <w:color w:val="1E293B"/>
           <w:sz w:val="21"/>
         </w:rPr>
-        <w:t xml:space="preserve"> to class-level attribute aligned with the tiered cascade.</w:t>
-      </w:r>
-    </w:p>
-    <w:p>
-      <w:pPr>
-        <w:pStyle w:val="ListBullet"/>
-        <w:spacing w:before="20" w:after="40"/>
-      </w:pPr>
-      <w:r>
-        <w:rPr>
-          <w:rFonts w:ascii="Calibri" w:hAnsi="Calibri"/>
-          <w:color w:val="1E293B"/>
-          <w:sz w:val="21"/>
-        </w:rPr>
-        <w:t xml:space="preserve">Re-engineered </w:t>
+        <w:t xml:space="preserve"> instead of invalid </w:t>
       </w:r>
       <w:r>
         <w:rPr>
@@ -5385,7 +5373,7 @@
           <w:color w:val="0F5182"/>
           <w:sz w:val="19"/>
         </w:rPr>
-        <w:t>wait_for_slot()</w:t>
+        <w:t>interview_iq</w:t>
       </w:r>
       <w:r>
         <w:rPr>
@@ -5393,53 +5381,7 @@
           <w:color w:val="1E293B"/>
           <w:sz w:val="21"/>
         </w:rPr>
-        <w:t xml:space="preserve"> as an atomic reservation scheduler (computing target slot under lock in &lt;1μs and sleeping outside lock), preventing UI thread freezes.</w:t>
-      </w:r>
-    </w:p>
-    <w:p>
-      <w:pPr>
-        <w:pStyle w:val="ListBullet"/>
-        <w:spacing w:before="20" w:after="40"/>
-      </w:pPr>
-      <w:r>
-        <w:rPr>
-          <w:rFonts w:ascii="Calibri" w:hAnsi="Calibri"/>
-          <w:color w:val="1E293B"/>
-          <w:sz w:val="21"/>
-        </w:rPr>
-        <w:t xml:space="preserve">Refactored </w:t>
-      </w:r>
-      <w:r>
-        <w:rPr>
-          <w:rFonts w:ascii="Consolas" w:hAnsi="Consolas"/>
-          <w:color w:val="0F5182"/>
-          <w:sz w:val="19"/>
-        </w:rPr>
-        <w:t>validate_api_key()</w:t>
-      </w:r>
-      <w:r>
-        <w:rPr>
-          <w:rFonts w:ascii="Calibri" w:hAnsi="Calibri"/>
-          <w:color w:val="1E293B"/>
-          <w:sz w:val="21"/>
-        </w:rPr>
-        <w:t xml:space="preserve"> to track </w:t>
-      </w:r>
-      <w:r>
-        <w:rPr>
-          <w:rFonts w:ascii="Consolas" w:hAnsi="Consolas"/>
-          <w:color w:val="0F5182"/>
-          <w:sz w:val="19"/>
-        </w:rPr>
-        <w:t>failed_models</w:t>
-      </w:r>
-      <w:r>
-        <w:rPr>
-          <w:rFonts w:ascii="Calibri" w:hAnsi="Calibri"/>
-          <w:color w:val="1E293B"/>
-          <w:sz w:val="21"/>
-        </w:rPr>
-        <w:t>, eliminating false-positive 404 fallbacks.</w:t>
+        <w:t>).</w:t>
       </w:r>
     </w:p>
     <w:p>
@@ -5454,7 +5396,7 @@
           <w:color w:val="0F172A"/>
           <w:sz w:val="21"/>
         </w:rPr>
-        <w:t>Upstream Agent Failsafe Architecture:</w:t>
+        <w:t>Production Containerization Hardening:</w:t>
       </w:r>
     </w:p>
     <w:p>
@@ -5468,7 +5410,7 @@
           <w:color w:val="1E293B"/>
           <w:sz w:val="21"/>
         </w:rPr>
-        <w:t xml:space="preserve">Refactored </w:t>
+        <w:t xml:space="preserve">Overhauled </w:t>
       </w:r>
       <w:r>
         <w:rPr>
@@ -5476,7 +5418,7 @@
           <w:color w:val="0F5182"/>
           <w:sz w:val="19"/>
         </w:rPr>
-        <w:t>BaseAgent.run_json()</w:t>
+        <w:t>.dockerignore</w:t>
       </w:r>
       <w:r>
         <w:rPr>
@@ -5484,7 +5426,7 @@
           <w:color w:val="1E293B"/>
           <w:sz w:val="21"/>
         </w:rPr>
-        <w:t xml:space="preserve"> with a 6-stage progressive resilience parser, eliminating circular </w:t>
+        <w:t xml:space="preserve"> to strictly prevent baking </w:t>
       </w:r>
       <w:r>
         <w:rPr>
@@ -5492,7 +5434,7 @@
           <w:color w:val="0F5182"/>
           <w:sz w:val="19"/>
         </w:rPr>
-        <w:t>json.loads</w:t>
+        <w:t>.env</w:t>
       </w:r>
       <w:r>
         <w:rPr>
@@ -5500,117 +5442,7 @@
           <w:color w:val="1E293B"/>
           <w:sz w:val="21"/>
         </w:rPr>
-        <w:t xml:space="preserve"> errors.</w:t>
-      </w:r>
-    </w:p>
-    <w:p>
-      <w:pPr>
-        <w:pStyle w:val="ListBullet"/>
-        <w:spacing w:before="20" w:after="40"/>
-      </w:pPr>
-      <w:r>
-        <w:rPr>
-          <w:rFonts w:ascii="Calibri" w:hAnsi="Calibri"/>
-          <w:color w:val="1E293B"/>
-          <w:sz w:val="21"/>
-        </w:rPr>
-        <w:t xml:space="preserve">Equipped </w:t>
-      </w:r>
-      <w:r>
-        <w:rPr>
-          <w:rFonts w:ascii="Consolas" w:hAnsi="Consolas"/>
-          <w:color w:val="0F5182"/>
-          <w:sz w:val="19"/>
-        </w:rPr>
-        <w:t>ResumeReviewerAgent</w:t>
-      </w:r>
-      <w:r>
-        <w:rPr>
-          <w:rFonts w:ascii="Calibri" w:hAnsi="Calibri"/>
-          <w:color w:val="1E293B"/>
-          <w:sz w:val="21"/>
-        </w:rPr>
-        <w:t xml:space="preserve">, </w:t>
-      </w:r>
-      <w:r>
-        <w:rPr>
-          <w:rFonts w:ascii="Consolas" w:hAnsi="Consolas"/>
-          <w:color w:val="0F5182"/>
-          <w:sz w:val="19"/>
-        </w:rPr>
-        <w:t>JDAnalyzerAgent</w:t>
-      </w:r>
-      <w:r>
-        <w:rPr>
-          <w:rFonts w:ascii="Calibri" w:hAnsi="Calibri"/>
-          <w:color w:val="1E293B"/>
-          <w:sz w:val="21"/>
-        </w:rPr>
-        <w:t xml:space="preserve">, and </w:t>
-      </w:r>
-      <w:r>
-        <w:rPr>
-          <w:rFonts w:ascii="Consolas" w:hAnsi="Consolas"/>
-          <w:color w:val="0F5182"/>
-          <w:sz w:val="19"/>
-        </w:rPr>
-        <w:t>FitAnalyzerAgent</w:t>
-      </w:r>
-      <w:r>
-        <w:rPr>
-          <w:rFonts w:ascii="Calibri" w:hAnsi="Calibri"/>
-          <w:color w:val="1E293B"/>
-          <w:sz w:val="21"/>
-        </w:rPr>
-        <w:t xml:space="preserve"> with deterministic heuristic failsafes (</w:t>
-      </w:r>
-      <w:r>
-        <w:rPr>
-          <w:rFonts w:ascii="Consolas" w:hAnsi="Consolas"/>
-          <w:color w:val="0F5182"/>
-          <w:sz w:val="19"/>
-        </w:rPr>
-        <w:t>_generate_failsafe_resume</w:t>
-      </w:r>
-      <w:r>
-        <w:rPr>
-          <w:rFonts w:ascii="Calibri" w:hAnsi="Calibri"/>
-          <w:color w:val="1E293B"/>
-          <w:sz w:val="21"/>
-        </w:rPr>
-        <w:t xml:space="preserve">, </w:t>
-      </w:r>
-      <w:r>
-        <w:rPr>
-          <w:rFonts w:ascii="Consolas" w:hAnsi="Consolas"/>
-          <w:color w:val="0F5182"/>
-          <w:sz w:val="19"/>
-        </w:rPr>
-        <w:t>_generate_failsafe_jd</w:t>
-      </w:r>
-      <w:r>
-        <w:rPr>
-          <w:rFonts w:ascii="Calibri" w:hAnsi="Calibri"/>
-          <w:color w:val="1E293B"/>
-          <w:sz w:val="21"/>
-        </w:rPr>
-        <w:t xml:space="preserve">, </w:t>
-      </w:r>
-      <w:r>
-        <w:rPr>
-          <w:rFonts w:ascii="Consolas" w:hAnsi="Consolas"/>
-          <w:color w:val="0F5182"/>
-          <w:sz w:val="19"/>
-        </w:rPr>
-        <w:t>_generate_failsafe_fit</w:t>
-      </w:r>
-      <w:r>
-        <w:rPr>
-          <w:rFonts w:ascii="Calibri" w:hAnsi="Calibri"/>
-          <w:color w:val="1E293B"/>
-          <w:sz w:val="21"/>
-        </w:rPr>
-        <w:t>) and try/except wrappers.</w:t>
+        <w:t>, SQLite databases, and candidate session JSON files into container layers.</w:t>
       </w:r>
     </w:p>
     <w:p>
@@ -5632,7 +5464,7 @@
           <w:color w:val="0F5182"/>
           <w:sz w:val="19"/>
         </w:rPr>
-        <w:t>Orchestrator.process_onboarding()</w:t>
+        <w:t>Dockerfile</w:t>
       </w:r>
       <w:r>
         <w:rPr>
@@ -5640,7 +5472,7 @@
           <w:color w:val="1E293B"/>
           <w:sz w:val="21"/>
         </w:rPr>
-        <w:t xml:space="preserve"> by wrapping concurrent worker thread future resolutions with </w:t>
+        <w:t xml:space="preserve"> with non-root user </w:t>
       </w:r>
       <w:r>
         <w:rPr>
@@ -5648,7 +5480,7 @@
           <w:color w:val="0F5182"/>
           <w:sz w:val="19"/>
         </w:rPr>
-        <w:t>timeout=60.0</w:t>
+        <w:t>appuser</w:t>
       </w:r>
       <w:r>
         <w:rPr>
@@ -5656,7 +5488,69 @@
           <w:color w:val="1E293B"/>
           <w:sz w:val="21"/>
         </w:rPr>
-        <w:t xml:space="preserve"> and fallback handlers, delivering a mathematical zero-crash guarantee.</w:t>
+        <w:t xml:space="preserve"> (UID 1000) and layer optimization.</w:t>
+      </w:r>
+    </w:p>
+    <w:p>
+      <w:pPr>
+        <w:pStyle w:val="ListBullet"/>
+        <w:spacing w:before="20" w:after="40"/>
+      </w:pPr>
+      <w:r>
+        <w:rPr>
+          <w:rFonts w:ascii="Calibri" w:hAnsi="Calibri"/>
+          <w:color w:val="1E293B"/>
+          <w:sz w:val="21"/>
+        </w:rPr>
+        <w:t xml:space="preserve">Modernized </w:t>
+      </w:r>
+      <w:r>
+        <w:rPr>
+          <w:rFonts w:ascii="Consolas" w:hAnsi="Consolas"/>
+          <w:color w:val="0F5182"/>
+          <w:sz w:val="19"/>
+        </w:rPr>
+        <w:t>deploy.sh</w:t>
+      </w:r>
+      <w:r>
+        <w:rPr>
+          <w:rFonts w:ascii="Calibri" w:hAnsi="Calibri"/>
+          <w:color w:val="1E293B"/>
+          <w:sz w:val="21"/>
+        </w:rPr>
+        <w:t xml:space="preserve">, </w:t>
+      </w:r>
+      <w:r>
+        <w:rPr>
+          <w:rFonts w:ascii="Consolas" w:hAnsi="Consolas"/>
+          <w:color w:val="0F5182"/>
+          <w:sz w:val="19"/>
+        </w:rPr>
+        <w:t>deploy.bat</w:t>
+      </w:r>
+      <w:r>
+        <w:rPr>
+          <w:rFonts w:ascii="Calibri" w:hAnsi="Calibri"/>
+          <w:color w:val="1E293B"/>
+          <w:sz w:val="21"/>
+        </w:rPr>
+        <w:t xml:space="preserve">, and </w:t>
+      </w:r>
+      <w:r>
+        <w:rPr>
+          <w:rFonts w:ascii="Consolas" w:hAnsi="Consolas"/>
+          <w:color w:val="0F5182"/>
+          <w:sz w:val="19"/>
+        </w:rPr>
+        <w:t>deploy_hf.bat</w:t>
+      </w:r>
+      <w:r>
+        <w:rPr>
+          <w:rFonts w:ascii="Calibri" w:hAnsi="Calibri"/>
+          <w:color w:val="1E293B"/>
+          <w:sz w:val="21"/>
+        </w:rPr>
+        <w:t>.</w:t>
       </w:r>
     </w:p>
     <w:p>
@@ -5671,7 +5565,7 @@
           <w:color w:val="0F172A"/>
           <w:sz w:val="21"/>
         </w:rPr>
-        <w:t>Academic Integrity Protection:</w:t>
+        <w:t>Quality &amp; Test Health:</w:t>
       </w:r>
     </w:p>
     <w:p>
@@ -5685,7 +5579,7 @@
           <w:color w:val="1E293B"/>
           <w:sz w:val="21"/>
         </w:rPr>
-        <w:t xml:space="preserve">Preserved </w:t>
+        <w:t>Verified all 101 tests passing (</w:t>
       </w:r>
       <w:r>
         <w:rPr>
@@ -5693,7 +5587,7 @@
           <w:color w:val="0F5182"/>
           <w:sz w:val="19"/>
         </w:rPr>
-        <w:t>online_test_agent.score_test</w:t>
+        <w:t>OK</w:t>
       </w:r>
       <w:r>
         <w:rPr>
@@ -5701,23 +5595,7 @@
           <w:color w:val="1E293B"/>
           <w:sz w:val="21"/>
         </w:rPr>
-        <w:t xml:space="preserve"> and </w:t>
-      </w:r>
-      <w:r>
-        <w:rPr>
-          <w:rFonts w:ascii="Consolas" w:hAnsi="Consolas"/>
-          <w:color w:val="0F5182"/>
-          <w:sz w:val="19"/>
-        </w:rPr>
-        <w:t>feedback_agent.build_unified_topic_readiness</w:t>
-      </w:r>
-      <w:r>
-        <w:rPr>
-          <w:rFonts w:ascii="Calibri" w:hAnsi="Calibri"/>
-          <w:color w:val="1E293B"/>
-          <w:sz w:val="21"/>
-        </w:rPr>
-        <w:t xml:space="preserve"> (45% fit / 55% test composite formula) 100% untouched.</w:t>
+        <w:t>) with 100% pass rate in 22.5s.</w:t>
       </w:r>
     </w:p>
     <w:p>
@@ -5732,51 +5610,7 @@
           <w:color w:val="0F172A"/>
           <w:sz w:val="21"/>
         </w:rPr>
-        <w:t>Verification &amp; Full Test Pass:</w:t>
-      </w:r>
-    </w:p>
-    <w:p>
-      <w:pPr>
-        <w:pStyle w:val="ListBullet"/>
-        <w:spacing w:before="20" w:after="40"/>
-      </w:pPr>
-      <w:r>
-        <w:rPr>
-          <w:rFonts w:ascii="Consolas" w:hAnsi="Consolas"/>
-          <w:color w:val="0F5182"/>
-          <w:sz w:val="19"/>
-        </w:rPr>
-        <w:t>test_api_quota_and_cache.py</w:t>
-      </w:r>
-      <w:r>
-        <w:rPr>
-          <w:rFonts w:ascii="Calibri" w:hAnsi="Calibri"/>
-          <w:color w:val="1E293B"/>
-          <w:sz w:val="21"/>
-        </w:rPr>
-        <w:t>: 8/8 tests pass (100%).</w:t>
-      </w:r>
-    </w:p>
-    <w:p>
-      <w:pPr>
-        <w:pStyle w:val="ListBullet"/>
-        <w:spacing w:before="20" w:after="40"/>
-      </w:pPr>
-      <w:r>
-        <w:rPr>
-          <w:rFonts w:ascii="Consolas" w:hAnsi="Consolas"/>
-          <w:color w:val="0F5182"/>
-          <w:sz w:val="19"/>
-        </w:rPr>
-        <w:t>test_uat_journeys.py</w:t>
-      </w:r>
-      <w:r>
-        <w:rPr>
-          <w:rFonts w:ascii="Calibri" w:hAnsi="Calibri"/>
-          <w:color w:val="1E293B"/>
-          <w:sz w:val="21"/>
-        </w:rPr>
-        <w:t>: 5/5 tests pass (100%), demonstrating graceful multi-model failover under 429 quota limits without crashing.</w:t>
+        <w:t>Documentation Synchronization:</w:t>
       </w:r>
     </w:p>
     <w:p>
@@ -5790,16 +5624,15 @@
           <w:color w:val="1E293B"/>
           <w:sz w:val="21"/>
         </w:rPr>
-        <w:t xml:space="preserve">Full Discovery: </w:t>
+        <w:t xml:space="preserve">Created </w:t>
       </w:r>
       <w:r>
         <w:rPr>
-          <w:rFonts w:ascii="Calibri" w:hAnsi="Calibri"/>
-          <w:b/>
-          <w:color w:val="0F172A"/>
-          <w:sz w:val="21"/>
+          <w:rFonts w:ascii="Consolas" w:hAnsi="Consolas"/>
+          <w:color w:val="0F5182"/>
+          <w:sz w:val="19"/>
         </w:rPr>
-        <w:t>93 of 93 tests passing cleanly (100% pass rate in 621s)</w:t>
+        <w:t>docs/GITHUB_DEPLOYMENT_AND_PUSH_STRATEGY.md</w:t>
       </w:r>
       <w:r>
         <w:rPr>
@@ -5807,7 +5640,23 @@
           <w:color w:val="1E293B"/>
           <w:sz w:val="21"/>
         </w:rPr>
-        <w:t>.</w:t>
+        <w:t xml:space="preserve"> and rebuilt all Microsoft Word </w:t>
+      </w:r>
+      <w:r>
+        <w:rPr>
+          <w:rFonts w:ascii="Consolas" w:hAnsi="Consolas"/>
+          <w:color w:val="0F5182"/>
+          <w:sz w:val="19"/>
+        </w:rPr>
+        <w:t>.docx</w:t>
+      </w:r>
+      <w:r>
+        <w:rPr>
+          <w:rFonts w:ascii="Calibri" w:hAnsi="Calibri"/>
+          <w:color w:val="1E293B"/>
+          <w:sz w:val="21"/>
+        </w:rPr>
+        <w:t xml:space="preserve"> dossiers.</w:t>
       </w:r>
     </w:p>
     <w:p>
@@ -5844,7 +5693,7 @@
           <w:color w:val="0F172A"/>
           <w:sz w:val="21"/>
         </w:rPr>
-        <w:t>Full Defect Elimination:</w:t>
+        <w:t>Scope Realization:</w:t>
       </w:r>
       <w:r>
         <w:rPr>
@@ -5852,7 +5701,7 @@
           <w:color w:val="1E293B"/>
           <w:sz w:val="21"/>
         </w:rPr>
-        <w:t xml:space="preserve"> The 404 </w:t>
+        <w:t xml:space="preserve"> GitHub Actions CI pipeline resolution, container security hardening, root </w:t>
       </w:r>
       <w:r>
         <w:rPr>
@@ -5860,7 +5709,7 @@
           <w:color w:val="0F5182"/>
           <w:sz w:val="19"/>
         </w:rPr>
-        <w:t>models/gemini-pro</w:t>
+        <w:t>streamlit_app.py</w:t>
       </w:r>
       <w:r>
         <w:rPr>
@@ -5868,7 +5717,7 @@
           <w:color w:val="1E293B"/>
           <w:sz w:val="21"/>
         </w:rPr>
-        <w:t xml:space="preserve"> bug shown in the user screenshot has been completely diagnosed, rooted out, and fixed with defense-in-depth architecture.</w:t>
+        <w:t xml:space="preserve"> entrypoint creation, and deployment documentation have been completely implemented, verified, and pushed.</w:t>
       </w:r>
     </w:p>
     <w:p>
@@ -5883,7 +5732,7 @@
           <w:color w:val="0F172A"/>
           <w:sz w:val="21"/>
         </w:rPr>
-        <w:t>Zero-Regression Test Suite Pass:</w:t>
+        <w:t>Zero Regressions:</w:t>
       </w:r>
       <w:r>
         <w:rPr>
@@ -5891,7 +5740,7 @@
           <w:color w:val="1E293B"/>
           <w:sz w:val="21"/>
         </w:rPr>
-        <w:t xml:space="preserve"> Full automated test suite across all 14 test modules confirms a 100% pass rate (93/93 tests passing).</w:t>
+        <w:t xml:space="preserve"> 100% automated test pass rate across all 101 tests with zero failures.</w:t>
       </w:r>
     </w:p>
     <w:p>
@@ -5906,7 +5755,7 @@
           <w:color w:val="0F172A"/>
           <w:sz w:val="21"/>
         </w:rPr>
-        <w:t>Multi-Agent Orchestration Framework Fulfilled:</w:t>
+        <w:t>Repository Parity:</w:t>
       </w:r>
       <w:r>
         <w:rPr>
@@ -5914,7 +5763,23 @@
           <w:color w:val="1E293B"/>
           <w:sz w:val="21"/>
         </w:rPr>
-        <w:t xml:space="preserve"> All phases (Analysis, Thinking, Planning, Review, Execution, Testing) have executed with complete gate enforcement.</w:t>
+        <w:t xml:space="preserve"> Working tree is clean, all files are staged, committed, and pushed to remote </w:t>
+      </w:r>
+      <w:r>
+        <w:rPr>
+          <w:rFonts w:ascii="Consolas" w:hAnsi="Consolas"/>
+          <w:color w:val="0F5182"/>
+          <w:sz w:val="19"/>
+        </w:rPr>
+        <w:t>origin/main</w:t>
+      </w:r>
+      <w:r>
+        <w:rPr>
+          <w:rFonts w:ascii="Calibri" w:hAnsi="Calibri"/>
+          <w:color w:val="1E293B"/>
+          <w:sz w:val="21"/>
+        </w:rPr>
+        <w:t>.</w:t>
       </w:r>
     </w:p>
     <w:p>
@@ -5937,7 +5802,7 @@
           <w:color w:val="1E293B"/>
           <w:sz w:val="21"/>
         </w:rPr>
-        <w:t xml:space="preserve"> Paused to log all architectural enhancements across Markdown (</w:t>
+        <w:t xml:space="preserve"> Paused to record complete Knowledge Transfer (KT) across Markdown (</w:t>
       </w:r>
       <w:r>
         <w:rPr>
@@ -5953,7 +5818,7 @@
           <w:color w:val="1E293B"/>
           <w:sz w:val="21"/>
         </w:rPr>
-        <w:t>) and Word (</w:t>
+        <w:t>) and Microsoft Word (</w:t>
       </w:r>
       <w:r>
         <w:rPr>
@@ -5985,7 +5850,7 @@
           <w:color w:val="1E293B"/>
           <w:sz w:val="21"/>
         </w:rPr>
-        <w:t xml:space="preserve"> to maintain complete Knowledge Transfer.</w:t>
+        <w:t xml:space="preserve"> to ensure seamless continuation for future developers and AI sessions.</w:t>
       </w:r>
     </w:p>
     <w:p>
@@ -6022,15 +5887,35 @@
           <w:color w:val="0F172A"/>
           <w:sz w:val="21"/>
         </w:rPr>
-        <w:t>Phase 26:</w:t>
+        <w:t>Phase 26: University LMS Integration (Canvas / Moodle / Blackboard):</w:t>
       </w:r>
+    </w:p>
+    <w:p>
+      <w:pPr>
+        <w:pStyle w:val="ListBullet"/>
+        <w:spacing w:before="20" w:after="40"/>
+      </w:pPr>
       <w:r>
         <w:rPr>
           <w:rFonts w:ascii="Calibri" w:hAnsi="Calibri"/>
           <w:color w:val="1E293B"/>
           <w:sz w:val="21"/>
         </w:rPr>
-        <w:t xml:space="preserve"> University LMS Integration (Canvas / Moodle / Blackboard LTI 1.3 / OAuth 2.0).</w:t>
+        <w:t>Implement LTI 1.3 protocol and OAuth 2.0 authentication.</w:t>
+      </w:r>
+    </w:p>
+    <w:p>
+      <w:pPr>
+        <w:pStyle w:val="ListBullet"/>
+        <w:spacing w:before="20" w:after="40"/>
+      </w:pPr>
+      <w:r>
+        <w:rPr>
+          <w:rFonts w:ascii="Calibri" w:hAnsi="Calibri"/>
+          <w:color w:val="1E293B"/>
+          <w:sz w:val="21"/>
+        </w:rPr>
+        <w:t>Automatic student cohort roster synchronization and institutional gradebook passback.</w:t>
       </w:r>
     </w:p>
     <w:p>
@@ -6045,15 +5930,35 @@
           <w:color w:val="0F172A"/>
           <w:sz w:val="21"/>
         </w:rPr>
-        <w:t>Phase 27:</w:t>
+        <w:t>Phase 27: Real-Time WebRTC Audio Streaming with Live Sentiment Waveforms:</w:t>
       </w:r>
+    </w:p>
+    <w:p>
+      <w:pPr>
+        <w:pStyle w:val="ListBullet"/>
+        <w:spacing w:before="20" w:after="40"/>
+      </w:pPr>
       <w:r>
         <w:rPr>
           <w:rFonts w:ascii="Calibri" w:hAnsi="Calibri"/>
           <w:color w:val="1E293B"/>
           <w:sz w:val="21"/>
         </w:rPr>
-        <w:t xml:space="preserve"> Real-Time WebRTC Audio Streaming with Live Sentiment Waveforms.</w:t>
+        <w:t>Full-duplex low-latency audio streaming for synchronous vocal interview interactions.</w:t>
+      </w:r>
+    </w:p>
+    <w:p>
+      <w:pPr>
+        <w:pStyle w:val="ListBullet"/>
+        <w:spacing w:before="20" w:after="40"/>
+      </w:pPr>
+      <w:r>
+        <w:rPr>
+          <w:rFonts w:ascii="Calibri" w:hAnsi="Calibri"/>
+          <w:color w:val="1E293B"/>
+          <w:sz w:val="21"/>
+        </w:rPr>
+        <w:t>Real-time vocal pitch variation, stress indicators, and live acoustic confidence heatmaps.</w:t>
       </w:r>
     </w:p>
     <w:p>
@@ -6068,15 +5973,35 @@
           <w:color w:val="0F172A"/>
           <w:sz w:val="21"/>
         </w:rPr>
-        <w:t>Phase 28:</w:t>
+        <w:t>Phase 28: Automated Corporate Recruiter Dispatch &amp; ATS Webhooks:</w:t>
       </w:r>
+    </w:p>
+    <w:p>
+      <w:pPr>
+        <w:pStyle w:val="ListBullet"/>
+        <w:spacing w:before="20" w:after="40"/>
+      </w:pPr>
       <w:r>
         <w:rPr>
           <w:rFonts w:ascii="Calibri" w:hAnsi="Calibri"/>
           <w:color w:val="1E293B"/>
           <w:sz w:val="21"/>
         </w:rPr>
-        <w:t xml:space="preserve"> Automated Corporate Recruiter Dispatch &amp; ATS Webhooks (Greenhouse, Lever, Workday).</w:t>
+        <w:t>Automated webhook integration with Greenhouse, Lever, and Workday.</w:t>
+      </w:r>
+    </w:p>
+    <w:p>
+      <w:pPr>
+        <w:pStyle w:val="ListBullet"/>
+        <w:spacing w:before="20" w:after="40"/>
+      </w:pPr>
+      <w:r>
+        <w:rPr>
+          <w:rFonts w:ascii="Calibri" w:hAnsi="Calibri"/>
+          <w:color w:val="1E293B"/>
+          <w:sz w:val="21"/>
+        </w:rPr>
+        <w:t>One-click batch dispatch of candidate PDF dossiers to corporate hiring desks.</w:t>
       </w:r>
     </w:p>
     <w:p>
@@ -6091,15 +6016,21 @@
           <w:color w:val="0F172A"/>
           <w:sz w:val="21"/>
         </w:rPr>
-        <w:t>Phase 29:</w:t>
+        <w:t>Phase 29: Fine-Tuned Domain LLM Adapters for Specialized Verticals:</w:t>
       </w:r>
+    </w:p>
+    <w:p>
+      <w:pPr>
+        <w:pStyle w:val="ListBullet"/>
+        <w:spacing w:before="20" w:after="40"/>
+      </w:pPr>
       <w:r>
         <w:rPr>
           <w:rFonts w:ascii="Calibri" w:hAnsi="Calibri"/>
           <w:color w:val="1E293B"/>
           <w:sz w:val="21"/>
         </w:rPr>
-        <w:t xml:space="preserve"> Fine-Tuned Domain LLM Adapters for Specialized Verticals.</w:t>
+        <w:t>PEFT / LoRA adapters fine-tuned on quantitative finance, clinical research, and corporate law interview rubrics.</w:t>
       </w:r>
     </w:p>
     <w:p>
@@ -6121,7 +6052,7 @@
           <w:color w:val="1E3A8A"/>
           <w:sz w:val="30"/>
         </w:rPr>
-        <w:t>Where to Resume Next</w:t>
+        <w:t>Where to Resume Next (Instructions for Next AI Session / Developer)</w:t>
       </w:r>
     </w:p>
     <w:p>
@@ -6136,7 +6067,128 @@
           <w:color w:val="0F172A"/>
           <w:sz w:val="21"/>
         </w:rPr>
-        <w:t>Launch Environment:</w:t>
+        <w:t>Streamlit Community Cloud Deployment Verification:</w:t>
+      </w:r>
+    </w:p>
+    <w:p>
+      <w:pPr>
+        <w:pStyle w:val="ListBullet"/>
+        <w:spacing w:before="20" w:after="40"/>
+      </w:pPr>
+      <w:r>
+        <w:rPr>
+          <w:rFonts w:ascii="Calibri" w:hAnsi="Calibri"/>
+          <w:color w:val="1E293B"/>
+          <w:sz w:val="21"/>
+        </w:rPr>
+        <w:t>Navigate to [share.streamlit.io](https://share.streamlit.io).</w:t>
+      </w:r>
+    </w:p>
+    <w:p>
+      <w:pPr>
+        <w:pStyle w:val="ListBullet"/>
+        <w:spacing w:before="20" w:after="40"/>
+      </w:pPr>
+      <w:r>
+        <w:rPr>
+          <w:rFonts w:ascii="Calibri" w:hAnsi="Calibri"/>
+          <w:color w:val="1E293B"/>
+          <w:sz w:val="21"/>
+        </w:rPr>
+        <w:t xml:space="preserve">Confirm application status for </w:t>
+      </w:r>
+      <w:r>
+        <w:rPr>
+          <w:rFonts w:ascii="Consolas" w:hAnsi="Consolas"/>
+          <w:color w:val="0F5182"/>
+          <w:sz w:val="19"/>
+        </w:rPr>
+        <w:t>Hello-Nitish/Interview_IQ</w:t>
+      </w:r>
+      <w:r>
+        <w:rPr>
+          <w:rFonts w:ascii="Calibri" w:hAnsi="Calibri"/>
+          <w:color w:val="1E293B"/>
+          <w:sz w:val="21"/>
+        </w:rPr>
+        <w:t xml:space="preserve"> with </w:t>
+      </w:r>
+      <w:r>
+        <w:rPr>
+          <w:rFonts w:ascii="Consolas" w:hAnsi="Consolas"/>
+          <w:color w:val="0F5182"/>
+          <w:sz w:val="19"/>
+        </w:rPr>
+        <w:t>main</w:t>
+      </w:r>
+      <w:r>
+        <w:rPr>
+          <w:rFonts w:ascii="Calibri" w:hAnsi="Calibri"/>
+          <w:color w:val="1E293B"/>
+          <w:sz w:val="21"/>
+        </w:rPr>
+        <w:t xml:space="preserve"> branch and </w:t>
+      </w:r>
+      <w:r>
+        <w:rPr>
+          <w:rFonts w:ascii="Consolas" w:hAnsi="Consolas"/>
+          <w:color w:val="0F5182"/>
+          <w:sz w:val="19"/>
+        </w:rPr>
+        <w:t>streamlit_app.py</w:t>
+      </w:r>
+      <w:r>
+        <w:rPr>
+          <w:rFonts w:ascii="Calibri" w:hAnsi="Calibri"/>
+          <w:color w:val="1E293B"/>
+          <w:sz w:val="21"/>
+        </w:rPr>
+        <w:t>.</w:t>
+      </w:r>
+    </w:p>
+    <w:p>
+      <w:pPr>
+        <w:pStyle w:val="ListBullet"/>
+        <w:spacing w:before="20" w:after="40"/>
+      </w:pPr>
+      <w:r>
+        <w:rPr>
+          <w:rFonts w:ascii="Calibri" w:hAnsi="Calibri"/>
+          <w:color w:val="1E293B"/>
+          <w:sz w:val="21"/>
+        </w:rPr>
+        <w:t xml:space="preserve">Access the live application URL (e.g. </w:t>
+      </w:r>
+      <w:r>
+        <w:rPr>
+          <w:rFonts w:ascii="Consolas" w:hAnsi="Consolas"/>
+          <w:color w:val="0F5182"/>
+          <w:sz w:val="19"/>
+        </w:rPr>
+        <w:t>https://interview-iq.streamlit.app</w:t>
+      </w:r>
+      <w:r>
+        <w:rPr>
+          <w:rFonts w:ascii="Calibri" w:hAnsi="Calibri"/>
+          <w:color w:val="1E293B"/>
+          <w:sz w:val="21"/>
+        </w:rPr>
+        <w:t>).</w:t>
+      </w:r>
+    </w:p>
+    <w:p>
+      <w:pPr>
+        <w:pStyle w:val="ListNumber"/>
+        <w:spacing w:before="20" w:after="40"/>
+      </w:pPr>
+      <w:r>
+        <w:rPr>
+          <w:rFonts w:ascii="Calibri" w:hAnsi="Calibri"/>
+          <w:b/>
+          <w:color w:val="0F172A"/>
+          <w:sz w:val="21"/>
+        </w:rPr>
+        <w:t>Launch Environment Locally:</w:t>
       </w:r>
     </w:p>
     <w:tbl>
@@ -6193,129 +6245,6 @@
           <w:color w:val="0F172A"/>
           <w:sz w:val="21"/>
         </w:rPr>
-        <w:t>Verify Seamless Analysis in Browser:</w:t>
-      </w:r>
-    </w:p>
-    <w:p>
-      <w:pPr>
-        <w:pStyle w:val="ListBullet"/>
-        <w:spacing w:before="20" w:after="40"/>
-      </w:pPr>
-      <w:r>
-        <w:rPr>
-          <w:rFonts w:ascii="Calibri" w:hAnsi="Calibri"/>
-          <w:color w:val="1E293B"/>
-          <w:sz w:val="21"/>
-        </w:rPr>
-        <w:t xml:space="preserve">Step 1: Upload a resume and job description or click </w:t>
-      </w:r>
-      <w:r>
-        <w:rPr>
-          <w:rFonts w:ascii="Calibri" w:hAnsi="Calibri"/>
-          <w:i/>
-          <w:color w:val="334155"/>
-          <w:sz w:val="21"/>
-        </w:rPr>
-        <w:t>"🎯 Load Demo: Fit &amp; Question Bank Only (~10s)"</w:t>
-      </w:r>
-      <w:r>
-        <w:rPr>
-          <w:rFonts w:ascii="Calibri" w:hAnsi="Calibri"/>
-          <w:color w:val="1E293B"/>
-          <w:sz w:val="21"/>
-        </w:rPr>
-        <w:t xml:space="preserve"> / </w:t>
-      </w:r>
-      <w:r>
-        <w:rPr>
-          <w:rFonts w:ascii="Calibri" w:hAnsi="Calibri"/>
-          <w:i/>
-          <w:color w:val="334155"/>
-          <w:sz w:val="21"/>
-        </w:rPr>
-        <w:t>"🚀 Load Demo: Complete Pipeline (~35s)"</w:t>
-      </w:r>
-      <w:r>
-        <w:rPr>
-          <w:rFonts w:ascii="Calibri" w:hAnsi="Calibri"/>
-          <w:color w:val="1E293B"/>
-          <w:sz w:val="21"/>
-        </w:rPr>
-        <w:t>.</w:t>
-      </w:r>
-    </w:p>
-    <w:p>
-      <w:pPr>
-        <w:pStyle w:val="ListBullet"/>
-        <w:spacing w:before="20" w:after="40"/>
-      </w:pPr>
-      <w:r>
-        <w:rPr>
-          <w:rFonts w:ascii="Calibri" w:hAnsi="Calibri"/>
-          <w:color w:val="1E293B"/>
-          <w:sz w:val="21"/>
-        </w:rPr>
-        <w:t>Confirm analysis runs smoothly on active models (</w:t>
-      </w:r>
-      <w:r>
-        <w:rPr>
-          <w:rFonts w:ascii="Consolas" w:hAnsi="Consolas"/>
-          <w:color w:val="0F5182"/>
-          <w:sz w:val="19"/>
-        </w:rPr>
-        <w:t>gemini-2.5-flash</w:t>
-      </w:r>
-      <w:r>
-        <w:rPr>
-          <w:rFonts w:ascii="Calibri" w:hAnsi="Calibri"/>
-          <w:color w:val="1E293B"/>
-          <w:sz w:val="21"/>
-        </w:rPr>
-        <w:t xml:space="preserve">, </w:t>
-      </w:r>
-      <w:r>
-        <w:rPr>
-          <w:rFonts w:ascii="Consolas" w:hAnsi="Consolas"/>
-          <w:color w:val="0F5182"/>
-          <w:sz w:val="19"/>
-        </w:rPr>
-        <w:t>gemini-flash-latest</w:t>
-      </w:r>
-      <w:r>
-        <w:rPr>
-          <w:rFonts w:ascii="Calibri" w:hAnsi="Calibri"/>
-          <w:color w:val="1E293B"/>
-          <w:sz w:val="21"/>
-        </w:rPr>
-        <w:t>, etc.) with zero 404 errors.</w:t>
-      </w:r>
-    </w:p>
-    <w:p>
-      <w:pPr>
-        <w:pStyle w:val="ListBullet"/>
-        <w:spacing w:before="20" w:after="40"/>
-      </w:pPr>
-      <w:r>
-        <w:rPr>
-          <w:rFonts w:ascii="Calibri" w:hAnsi="Calibri"/>
-          <w:color w:val="1E293B"/>
-          <w:sz w:val="21"/>
-        </w:rPr>
-        <w:t>Observe the live rate meter in the sidebar displaying active model, RPM, and cache savings without UI lag.</w:t>
-      </w:r>
-    </w:p>
-    <w:p>
-      <w:pPr>
-        <w:pStyle w:val="ListNumber"/>
-        <w:spacing w:before="20" w:after="40"/>
-      </w:pPr>
-      <w:r>
-        <w:rPr>
-          <w:rFonts w:ascii="Calibri" w:hAnsi="Calibri"/>
-          <w:b/>
-          <w:color w:val="0F172A"/>
-          <w:sz w:val="21"/>
-        </w:rPr>
         <w:t>Run Automated Test Suite:</w:t>
       </w:r>
     </w:p>
@@ -6350,7 +6279,7 @@
                 <w:color w:val="0F172A"/>
                 <w:sz w:val="18"/>
               </w:rPr>
-              <w:t xml:space="preserve">   .\.venv\Scripts\python.exe -m unittest discover tests</w:t>
+              <w:t xml:space="preserve">   .\.venv\Scripts\python.exe -m unittest discover -s tests -p "test_*.py"</w:t>
             </w:r>
           </w:p>
         </w:tc>
@@ -6371,7 +6300,7 @@
           <w:color w:val="1E293B"/>
           <w:sz w:val="21"/>
         </w:rPr>
-        <w:t>Confirm all 93 tests pass (100% pass rate).</w:t>
+        <w:t>Confirm all 101 tests pass (100% pass rate).</w:t>
       </w:r>
     </w:p>
     <w:p>

--- a/docs/PROJECT_STATUS.docx
+++ b/docs/PROJECT_STATUS.docx
@@ -4287,6 +4287,14 @@
     </w:p>
     <w:p>
       <w:pPr>
+        <w:spacing w:before="120" w:after="120"/>
+        <w:pBdr>
+          <w:bottom w:val="single" w:sz="6" w:space="1" w:color="CBD5E1"/>
+        </w:pBdr>
+      </w:pPr>
+    </w:p>
+    <w:p>
+      <w:pPr>
         <w:spacing w:before="240" w:after="80"/>
       </w:pPr>
       <w:r>
@@ -4319,7 +4327,94 @@
           <w:color w:val="1E293B"/>
           <w:sz w:val="21"/>
         </w:rPr>
-        <w:t xml:space="preserve"> All core functionality, executive UI, multimodal speech, standalone Fit Report PDF and full dossier export, live multi-agent stage tracking, company RAG, relational persistence, Docker orchestration, API quota protections, 7-day personalized micro-curricula, code optimizations, Google Local NLP accuracy overhaul, Session #11 UI/UX Design System, Session #12 dynamic Gemini model discovery &amp; 404 failover, Session #13 bug fixes, Session #14 code optimization, Session #15 UAT testing, Session #16 Scope Pruning (streamlined to 6 clean steps), Session #17 Junk Codebase Audit &amp; Cleanup, Session #18 Complete Section Testing, Session #19 Comprehensive Code, Processing &amp; UI/UX Evolution, Session #20 Dual Onboarding Modes (Strategic Fit &amp; QB Alone vs Complete Pipeline), Session #21 Multi-Model Cascade Modernization &amp; Upstream Resilience, Session #22 Multi-Subagent Output Quality Verification Engine, Session #23 Header Badges Removal &amp; Advisory Terms Disclaimer, Session #24 Local Key Persistence Removal &amp; Zero Personal Data Security Audit, Session #25 GitHub Push Protection Secret Remediation &amp; Developer Attribution, and Session #26 GitHub Actions CI Pipeline Resolution &amp; Production Hardening are complete, tested, and 100% operational.</w:t>
+        <w:t xml:space="preserve"> All core functionality, executive UI, multimodal speech, standalone Fit Report PDF and full dossier export, live multi-agent stage tracking, company RAG, relational persistence, Docker orchestration, API quota protections, 7-day personalized micro-curricula, code optimizations, Google Local NLP accuracy overhaul, Session #11 UI/UX Design System, Session #12 dynamic Gemini model discovery &amp; 404 failover, Session #13 bug fixes, Session #14 code optimization, Session #15 UAT testing, Session #16 Scope Pruning (streamlined to 6 clean steps), Session #17 Junk Codebase Audit &amp; Cleanup, Session #18 Complete Section Testing, Session #19 Comprehensive Code, Processing &amp; UI/UX Evolution, Session #20 Dual Onboarding Modes (Strategic Fit &amp; QB Alone vs Complete Pipeline), Session #21 Multi-Model Cascade Modernization &amp; Upstream Resilience, Session #22 Multi-Subagent Output Quality Verification Engine, Session #23 Header Badges Removal &amp; Advisory Terms Disclaimer, Session #24 Local Key Persistence Removal &amp; Zero Personal Data Security Audit, Session #25 GitHub Push Protection Secret Remediation &amp; Developer Attribution, Session #26 GitHub Actions CI Pipeline Resolution &amp; Production Hardening, Session #27 Streamlit Community Cloud Hosting Deployment, and Session #28 Mobile &amp; Tablet Viewport Mode Architecture are complete, tested, and 100% operational.</w:t>
+      </w:r>
+    </w:p>
+    <w:p>
+      <w:pPr>
+        <w:pStyle w:val="ListBullet"/>
+        <w:spacing w:before="20" w:after="40"/>
+      </w:pPr>
+      <w:r>
+        <w:rPr>
+          <w:rFonts w:ascii="Calibri" w:hAnsi="Calibri"/>
+          <w:b/>
+          <w:color w:val="0F172A"/>
+          <w:sz w:val="21"/>
+        </w:rPr>
+        <w:t>Viewport Engine:</w:t>
+      </w:r>
+      <w:r>
+        <w:rPr>
+          <w:rFonts w:ascii="Calibri" w:hAnsi="Calibri"/>
+          <w:color w:val="1E293B"/>
+          <w:sz w:val="21"/>
+        </w:rPr>
+        <w:t xml:space="preserve"> 4 operational view modes (</w:t>
+      </w:r>
+      <w:r>
+        <w:rPr>
+          <w:rFonts w:ascii="Consolas" w:hAnsi="Consolas"/>
+          <w:color w:val="0F5182"/>
+          <w:sz w:val="19"/>
+        </w:rPr>
+        <w:t>🖥️ Auto (Responsive)</w:t>
+      </w:r>
+      <w:r>
+        <w:rPr>
+          <w:rFonts w:ascii="Calibri" w:hAnsi="Calibri"/>
+          <w:color w:val="1E293B"/>
+          <w:sz w:val="21"/>
+        </w:rPr>
+        <w:t xml:space="preserve">, </w:t>
+      </w:r>
+      <w:r>
+        <w:rPr>
+          <w:rFonts w:ascii="Consolas" w:hAnsi="Consolas"/>
+          <w:color w:val="0F5182"/>
+          <w:sz w:val="19"/>
+        </w:rPr>
+        <w:t>📱 Mobile View (390px)</w:t>
+      </w:r>
+      <w:r>
+        <w:rPr>
+          <w:rFonts w:ascii="Calibri" w:hAnsi="Calibri"/>
+          <w:color w:val="1E293B"/>
+          <w:sz w:val="21"/>
+        </w:rPr>
+        <w:t xml:space="preserve">, </w:t>
+      </w:r>
+      <w:r>
+        <w:rPr>
+          <w:rFonts w:ascii="Consolas" w:hAnsi="Consolas"/>
+          <w:color w:val="0F5182"/>
+          <w:sz w:val="19"/>
+        </w:rPr>
+        <w:t>📟 Tablet View (820px)</w:t>
+      </w:r>
+      <w:r>
+        <w:rPr>
+          <w:rFonts w:ascii="Calibri" w:hAnsi="Calibri"/>
+          <w:color w:val="1E293B"/>
+          <w:sz w:val="21"/>
+        </w:rPr>
+        <w:t xml:space="preserve">, </w:t>
+      </w:r>
+      <w:r>
+        <w:rPr>
+          <w:rFonts w:ascii="Consolas" w:hAnsi="Consolas"/>
+          <w:color w:val="0F5182"/>
+          <w:sz w:val="19"/>
+        </w:rPr>
+        <w:t>💻 Desktop (Wide)</w:t>
+      </w:r>
+      <w:r>
+        <w:rPr>
+          <w:rFonts w:ascii="Calibri" w:hAnsi="Calibri"/>
+          <w:color w:val="1E293B"/>
+          <w:sz w:val="21"/>
+        </w:rPr>
+        <w:t>) switchable from sidebar with instant reactive CSS injection and desktop simulation frames.</w:t>
       </w:r>
     </w:p>
     <w:p>
@@ -4454,7 +4549,7 @@
           <w:color w:val="0F172A"/>
           <w:sz w:val="21"/>
         </w:rPr>
-        <w:t>101 of 101 unit, integration, and UAT tests passing cleanly (100% pass rate in 26.65s)</w:t>
+        <w:t>108 of 108 unit, integration, and UAT tests passing cleanly (100% pass rate in 32.4s)</w:t>
       </w:r>
       <w:r>
         <w:rPr>
@@ -4778,7 +4873,7 @@
           <w:color w:val="0F172A"/>
           <w:sz w:val="21"/>
         </w:rPr>
-        <w:t>Output Quality Assurance:</w:t>
+        <w:t>Touch Ergonomics &amp; Accessibility:</w:t>
       </w:r>
       <w:r>
         <w:rPr>
@@ -4786,30 +4881,7 @@
           <w:color w:val="1E293B"/>
           <w:sz w:val="21"/>
         </w:rPr>
-        <w:t xml:space="preserve"> In-process Multi-Agent Quality Controller evaluates sub-agent deliverables (completeness, specificity, requirements matrix depth, 5-dimensional questions, option validity, and 48-hour study roadmap viability) and binds real-time quality badges to the executive UI.</w:t>
-      </w:r>
-    </w:p>
-    <w:p>
-      <w:pPr>
-        <w:pStyle w:val="ListBullet"/>
-        <w:spacing w:before="20" w:after="40"/>
-      </w:pPr>
-      <w:r>
-        <w:rPr>
-          <w:rFonts w:ascii="Calibri" w:hAnsi="Calibri"/>
-          <w:b/>
-          <w:color w:val="0F172A"/>
-          <w:sz w:val="21"/>
-        </w:rPr>
-        <w:t>Advisory Disclaimer &amp; Terms of Use:</w:t>
-      </w:r>
-      <w:r>
-        <w:rPr>
-          <w:rFonts w:ascii="Calibri" w:hAnsi="Calibri"/>
-          <w:color w:val="1E293B"/>
-          <w:sz w:val="21"/>
-        </w:rPr>
-        <w:t xml:space="preserve"> Globally rendered executive footer on all application views specifying probabilistic AI nature, possible errors/false outputs, use at own risk, and terms of use agreement.</w:t>
+        <w:t xml:space="preserve"> All interactive elements (buttons, checkboxes, radios, selectboxes) enforce WCAG 2.5.5 Level AAA touch target compliance ($\ge 44$px).</w:t>
       </w:r>
     </w:p>
     <w:p>
@@ -5105,7 +5177,7 @@
           <w:color w:val="0F172A"/>
           <w:sz w:val="21"/>
         </w:rPr>
-        <w:t>Current Milestone (Sessions #26 &amp; #27):</w:t>
+        <w:t>Current Milestone (Session #28):</w:t>
       </w:r>
     </w:p>
     <w:p>
@@ -5120,7 +5192,7 @@
           <w:color w:val="0F172A"/>
           <w:sz w:val="21"/>
         </w:rPr>
-        <w:t>GitHub Actions CI Pipeline Resolution:</w:t>
+        <w:t>Mobile and Tablet Viewport Mode &amp; Responsive Experience:</w:t>
       </w:r>
     </w:p>
     <w:p>
@@ -5134,7 +5206,7 @@
           <w:color w:val="1E293B"/>
           <w:sz w:val="21"/>
         </w:rPr>
-        <w:t xml:space="preserve">Eradicated the red ❌ failure on commit </w:t>
+        <w:t>Interactive Viewport Mode switcher active in sidebar with 4 modes (</w:t>
       </w:r>
       <w:r>
         <w:rPr>
@@ -5142,7 +5214,7 @@
           <w:color w:val="0F5182"/>
           <w:sz w:val="19"/>
         </w:rPr>
-        <w:t>8f5cf89</w:t>
+        <w:t>🖥️ Auto (Responsive)</w:t>
       </w:r>
       <w:r>
         <w:rPr>
@@ -5150,7 +5222,7 @@
           <w:color w:val="1E293B"/>
           <w:sz w:val="21"/>
         </w:rPr>
-        <w:t xml:space="preserve"> by replacing static compilation with recursive </w:t>
+        <w:t xml:space="preserve">, </w:t>
       </w:r>
       <w:r>
         <w:rPr>
@@ -5158,7 +5230,239 @@
           <w:color w:val="0F5182"/>
           <w:sz w:val="19"/>
         </w:rPr>
-        <w:t>python -m compileall -q agents/ frontend/ orchestrator/ utils/ tests/ app.py streamlit_app.py</w:t>
+        <w:t>📱 Mobile View (390px)</w:t>
+      </w:r>
+      <w:r>
+        <w:rPr>
+          <w:rFonts w:ascii="Calibri" w:hAnsi="Calibri"/>
+          <w:color w:val="1E293B"/>
+          <w:sz w:val="21"/>
+        </w:rPr>
+        <w:t xml:space="preserve">, </w:t>
+      </w:r>
+      <w:r>
+        <w:rPr>
+          <w:rFonts w:ascii="Consolas" w:hAnsi="Consolas"/>
+          <w:color w:val="0F5182"/>
+          <w:sz w:val="19"/>
+        </w:rPr>
+        <w:t>📟 Tablet View (820px)</w:t>
+      </w:r>
+      <w:r>
+        <w:rPr>
+          <w:rFonts w:ascii="Calibri" w:hAnsi="Calibri"/>
+          <w:color w:val="1E293B"/>
+          <w:sz w:val="21"/>
+        </w:rPr>
+        <w:t xml:space="preserve">, </w:t>
+      </w:r>
+      <w:r>
+        <w:rPr>
+          <w:rFonts w:ascii="Consolas" w:hAnsi="Consolas"/>
+          <w:color w:val="0F5182"/>
+          <w:sz w:val="19"/>
+        </w:rPr>
+        <w:t>💻 Desktop (Wide)</w:t>
+      </w:r>
+      <w:r>
+        <w:rPr>
+          <w:rFonts w:ascii="Calibri" w:hAnsi="Calibri"/>
+          <w:color w:val="1E293B"/>
+          <w:sz w:val="21"/>
+        </w:rPr>
+        <w:t>).</w:t>
+      </w:r>
+    </w:p>
+    <w:p>
+      <w:pPr>
+        <w:pStyle w:val="ListBullet"/>
+        <w:spacing w:before="20" w:after="40"/>
+      </w:pPr>
+      <w:r>
+        <w:rPr>
+          <w:rFonts w:ascii="Calibri" w:hAnsi="Calibri"/>
+          <w:color w:val="1E293B"/>
+          <w:sz w:val="21"/>
+        </w:rPr>
+        <w:t xml:space="preserve">4-tier responsive CSS grid engine active in </w:t>
+      </w:r>
+      <w:r>
+        <w:rPr>
+          <w:rFonts w:ascii="Consolas" w:hAnsi="Consolas"/>
+          <w:color w:val="0F5182"/>
+          <w:sz w:val="19"/>
+        </w:rPr>
+        <w:t>neumorphism.css</w:t>
+      </w:r>
+      <w:r>
+        <w:rPr>
+          <w:rFonts w:ascii="Calibri" w:hAnsi="Calibri"/>
+          <w:color w:val="1E293B"/>
+          <w:sz w:val="21"/>
+        </w:rPr>
+        <w:t xml:space="preserve"> and </w:t>
+      </w:r>
+      <w:r>
+        <w:rPr>
+          <w:rFonts w:ascii="Consolas" w:hAnsi="Consolas"/>
+          <w:color w:val="0F5182"/>
+          <w:sz w:val="19"/>
+        </w:rPr>
+        <w:t>theme.py</w:t>
+      </w:r>
+      <w:r>
+        <w:rPr>
+          <w:rFonts w:ascii="Calibri" w:hAnsi="Calibri"/>
+          <w:color w:val="1E293B"/>
+          <w:sz w:val="21"/>
+        </w:rPr>
+        <w:t xml:space="preserve"> (&lt;480px, 480px–768px, 769px–1024px, &gt;1024px).</w:t>
+      </w:r>
+    </w:p>
+    <w:p>
+      <w:pPr>
+        <w:pStyle w:val="ListBullet"/>
+        <w:spacing w:before="20" w:after="40"/>
+      </w:pPr>
+      <w:r>
+        <w:rPr>
+          <w:rFonts w:ascii="Calibri" w:hAnsi="Calibri"/>
+          <w:color w:val="1E293B"/>
+          <w:sz w:val="21"/>
+        </w:rPr>
+        <w:t>Responsive layout classes (</w:t>
+      </w:r>
+      <w:r>
+        <w:rPr>
+          <w:rFonts w:ascii="Consolas" w:hAnsi="Consolas"/>
+          <w:color w:val="0F5182"/>
+          <w:sz w:val="19"/>
+        </w:rPr>
+        <w:t>.responsive-stat-grid</w:t>
+      </w:r>
+      <w:r>
+        <w:rPr>
+          <w:rFonts w:ascii="Calibri" w:hAnsi="Calibri"/>
+          <w:color w:val="1E293B"/>
+          <w:sz w:val="21"/>
+        </w:rPr>
+        <w:t xml:space="preserve">, </w:t>
+      </w:r>
+      <w:r>
+        <w:rPr>
+          <w:rFonts w:ascii="Consolas" w:hAnsi="Consolas"/>
+          <w:color w:val="0F5182"/>
+          <w:sz w:val="19"/>
+        </w:rPr>
+        <w:t>.culture-grid</w:t>
+      </w:r>
+      <w:r>
+        <w:rPr>
+          <w:rFonts w:ascii="Calibri" w:hAnsi="Calibri"/>
+          <w:color w:val="1E293B"/>
+          <w:sz w:val="21"/>
+        </w:rPr>
+        <w:t xml:space="preserve">, </w:t>
+      </w:r>
+      <w:r>
+        <w:rPr>
+          <w:rFonts w:ascii="Consolas" w:hAnsi="Consolas"/>
+          <w:color w:val="0F5182"/>
+          <w:sz w:val="19"/>
+        </w:rPr>
+        <w:t>.neuro-table-responsive</w:t>
+      </w:r>
+      <w:r>
+        <w:rPr>
+          <w:rFonts w:ascii="Calibri" w:hAnsi="Calibri"/>
+          <w:color w:val="1E293B"/>
+          <w:sz w:val="21"/>
+        </w:rPr>
+        <w:t>) and touch-scrollable tabs active.</w:t>
+      </w:r>
+    </w:p>
+    <w:p>
+      <w:pPr>
+        <w:pStyle w:val="ListBullet"/>
+        <w:spacing w:before="20" w:after="40"/>
+      </w:pPr>
+      <w:r>
+        <w:rPr>
+          <w:rFonts w:ascii="Calibri" w:hAnsi="Calibri"/>
+          <w:color w:val="1E293B"/>
+          <w:sz w:val="21"/>
+        </w:rPr>
+        <w:t>Touch target compliance ($\ge 44$px) enforced on buttons, radios, and Step 6 checkboxes.</w:t>
+      </w:r>
+    </w:p>
+    <w:p>
+      <w:pPr>
+        <w:pStyle w:val="ListBullet"/>
+        <w:spacing w:before="20" w:after="40"/>
+      </w:pPr>
+      <w:r>
+        <w:rPr>
+          <w:rFonts w:ascii="Calibri" w:hAnsi="Calibri"/>
+          <w:color w:val="1E293B"/>
+          <w:sz w:val="21"/>
+        </w:rPr>
+        <w:t xml:space="preserve">Fluid typography using </w:t>
+      </w:r>
+      <w:r>
+        <w:rPr>
+          <w:rFonts w:ascii="Consolas" w:hAnsi="Consolas"/>
+          <w:color w:val="0F5182"/>
+          <w:sz w:val="19"/>
+        </w:rPr>
+        <w:t>clamp()</w:t>
+      </w:r>
+      <w:r>
+        <w:rPr>
+          <w:rFonts w:ascii="Calibri" w:hAnsi="Calibri"/>
+          <w:color w:val="1E293B"/>
+          <w:sz w:val="21"/>
+        </w:rPr>
+        <w:t xml:space="preserve"> on </w:t>
+      </w:r>
+      <w:r>
+        <w:rPr>
+          <w:rFonts w:ascii="Consolas" w:hAnsi="Consolas"/>
+          <w:color w:val="0F5182"/>
+          <w:sz w:val="19"/>
+        </w:rPr>
+        <w:t>UI.metric_card</w:t>
+      </w:r>
+      <w:r>
+        <w:rPr>
+          <w:rFonts w:ascii="Calibri" w:hAnsi="Calibri"/>
+          <w:color w:val="1E293B"/>
+          <w:sz w:val="21"/>
+        </w:rPr>
+        <w:t xml:space="preserve">, </w:t>
+      </w:r>
+      <w:r>
+        <w:rPr>
+          <w:rFonts w:ascii="Consolas" w:hAnsi="Consolas"/>
+          <w:color w:val="0F5182"/>
+          <w:sz w:val="19"/>
+        </w:rPr>
+        <w:t>UI.stat_card</w:t>
+      </w:r>
+      <w:r>
+        <w:rPr>
+          <w:rFonts w:ascii="Calibri" w:hAnsi="Calibri"/>
+          <w:color w:val="1E293B"/>
+          <w:sz w:val="21"/>
+        </w:rPr>
+        <w:t xml:space="preserve">, and </w:t>
+      </w:r>
+      <w:r>
+        <w:rPr>
+          <w:rFonts w:ascii="Consolas" w:hAnsi="Consolas"/>
+          <w:color w:val="0F5182"/>
+          <w:sz w:val="19"/>
+        </w:rPr>
+        <w:t>UI.hero_header</w:t>
       </w:r>
       <w:r>
         <w:rPr>
@@ -5180,377 +5484,7 @@
           <w:color w:val="1E293B"/>
           <w:sz w:val="21"/>
         </w:rPr>
-        <w:t>Injected Linux headless testing environment variables (</w:t>
-      </w:r>
-      <w:r>
-        <w:rPr>
-          <w:rFonts w:ascii="Consolas" w:hAnsi="Consolas"/>
-          <w:color w:val="0F5182"/>
-          <w:sz w:val="19"/>
-        </w:rPr>
-        <w:t>PYTHONPATH=.</w:t>
-      </w:r>
-      <w:r>
-        <w:rPr>
-          <w:rFonts w:ascii="Calibri" w:hAnsi="Calibri"/>
-          <w:color w:val="1E293B"/>
-          <w:sz w:val="21"/>
-        </w:rPr>
-        <w:t xml:space="preserve">, </w:t>
-      </w:r>
-      <w:r>
-        <w:rPr>
-          <w:rFonts w:ascii="Consolas" w:hAnsi="Consolas"/>
-          <w:color w:val="0F5182"/>
-          <w:sz w:val="19"/>
-        </w:rPr>
-        <w:t>STREAMLIT_SERVER_HEADLESS="true"</w:t>
-      </w:r>
-      <w:r>
-        <w:rPr>
-          <w:rFonts w:ascii="Calibri" w:hAnsi="Calibri"/>
-          <w:color w:val="1E293B"/>
-          <w:sz w:val="21"/>
-        </w:rPr>
-        <w:t>).</w:t>
-      </w:r>
-    </w:p>
-    <w:p>
-      <w:pPr>
-        <w:pStyle w:val="ListBullet"/>
-        <w:spacing w:before="20" w:after="40"/>
-      </w:pPr>
-      <w:r>
-        <w:rPr>
-          <w:rFonts w:ascii="Calibri" w:hAnsi="Calibri"/>
-          <w:color w:val="1E293B"/>
-          <w:sz w:val="21"/>
-        </w:rPr>
-        <w:t xml:space="preserve">Fixed </w:t>
-      </w:r>
-      <w:r>
-        <w:rPr>
-          <w:rFonts w:ascii="Consolas" w:hAnsi="Consolas"/>
-          <w:color w:val="0F5182"/>
-          <w:sz w:val="19"/>
-        </w:rPr>
-        <w:t>test_uat_page_01_onboarding_initial_render</w:t>
-      </w:r>
-      <w:r>
-        <w:rPr>
-          <w:rFonts w:ascii="Calibri" w:hAnsi="Calibri"/>
-          <w:color w:val="1E293B"/>
-          <w:sz w:val="21"/>
-        </w:rPr>
-        <w:t xml:space="preserve"> in </w:t>
-      </w:r>
-      <w:r>
-        <w:rPr>
-          <w:rFonts w:ascii="Consolas" w:hAnsi="Consolas"/>
-          <w:color w:val="0F5182"/>
-          <w:sz w:val="19"/>
-        </w:rPr>
-        <w:t>tests/test_uat_streamlit_app.py</w:t>
-      </w:r>
-      <w:r>
-        <w:rPr>
-          <w:rFonts w:ascii="Calibri" w:hAnsi="Calibri"/>
-          <w:color w:val="1E293B"/>
-          <w:sz w:val="21"/>
-        </w:rPr>
-        <w:t xml:space="preserve"> to be environment-agnostic, handling both pre-authenticated and unauthenticated states deterministically.</w:t>
-      </w:r>
-    </w:p>
-    <w:p>
-      <w:pPr>
-        <w:pStyle w:val="ListNumber"/>
-        <w:spacing w:before="20" w:after="40"/>
-      </w:pPr>
-      <w:r>
-        <w:rPr>
-          <w:rFonts w:ascii="Calibri" w:hAnsi="Calibri"/>
-          <w:b/>
-          <w:color w:val="0F172A"/>
-          <w:sz w:val="21"/>
-        </w:rPr>
-        <w:t>Streamlit Community Cloud Hosting Deployment:</w:t>
-      </w:r>
-    </w:p>
-    <w:p>
-      <w:pPr>
-        <w:pStyle w:val="ListBullet"/>
-        <w:spacing w:before="20" w:after="40"/>
-      </w:pPr>
-      <w:r>
-        <w:rPr>
-          <w:rFonts w:ascii="Calibri" w:hAnsi="Calibri"/>
-          <w:color w:val="1E293B"/>
-          <w:sz w:val="21"/>
-        </w:rPr>
-        <w:t xml:space="preserve">Created root entrypoint </w:t>
-      </w:r>
-      <w:r>
-        <w:rPr>
-          <w:rFonts w:ascii="Consolas" w:hAnsi="Consolas"/>
-          <w:color w:val="0F5182"/>
-          <w:sz w:val="19"/>
-        </w:rPr>
-        <w:t>streamlit_app.py</w:t>
-      </w:r>
-      <w:r>
-        <w:rPr>
-          <w:rFonts w:ascii="Calibri" w:hAnsi="Calibri"/>
-          <w:color w:val="1E293B"/>
-          <w:sz w:val="21"/>
-        </w:rPr>
-        <w:t xml:space="preserve"> proxying directly to </w:t>
-      </w:r>
-      <w:r>
-        <w:rPr>
-          <w:rFonts w:ascii="Consolas" w:hAnsi="Consolas"/>
-          <w:color w:val="0F5182"/>
-          <w:sz w:val="19"/>
-        </w:rPr>
-        <w:t>frontend/app.py</w:t>
-      </w:r>
-      <w:r>
-        <w:rPr>
-          <w:rFonts w:ascii="Calibri" w:hAnsi="Calibri"/>
-          <w:color w:val="1E293B"/>
-          <w:sz w:val="21"/>
-        </w:rPr>
-        <w:t xml:space="preserve"> via </w:t>
-      </w:r>
-      <w:r>
-        <w:rPr>
-          <w:rFonts w:ascii="Consolas" w:hAnsi="Consolas"/>
-          <w:color w:val="0F5182"/>
-          <w:sz w:val="19"/>
-        </w:rPr>
-        <w:t>runpy.run_path()</w:t>
-      </w:r>
-      <w:r>
-        <w:rPr>
-          <w:rFonts w:ascii="Calibri" w:hAnsi="Calibri"/>
-          <w:color w:val="1E293B"/>
-          <w:sz w:val="21"/>
-        </w:rPr>
-        <w:t>.</w:t>
-      </w:r>
-    </w:p>
-    <w:p>
-      <w:pPr>
-        <w:pStyle w:val="ListBullet"/>
-        <w:spacing w:before="20" w:after="40"/>
-      </w:pPr>
-      <w:r>
-        <w:rPr>
-          <w:rFonts w:ascii="Calibri" w:hAnsi="Calibri"/>
-          <w:color w:val="1E293B"/>
-          <w:sz w:val="21"/>
-        </w:rPr>
-        <w:t>Documented DNS subdomain compliance (</w:t>
-      </w:r>
-      <w:r>
-        <w:rPr>
-          <w:rFonts w:ascii="Consolas" w:hAnsi="Consolas"/>
-          <w:color w:val="0F5182"/>
-          <w:sz w:val="19"/>
-        </w:rPr>
-        <w:t>interview-iq</w:t>
-      </w:r>
-      <w:r>
-        <w:rPr>
-          <w:rFonts w:ascii="Calibri" w:hAnsi="Calibri"/>
-          <w:color w:val="1E293B"/>
-          <w:sz w:val="21"/>
-        </w:rPr>
-        <w:t xml:space="preserve"> instead of invalid </w:t>
-      </w:r>
-      <w:r>
-        <w:rPr>
-          <w:rFonts w:ascii="Consolas" w:hAnsi="Consolas"/>
-          <w:color w:val="0F5182"/>
-          <w:sz w:val="19"/>
-        </w:rPr>
-        <w:t>interview_iq</w:t>
-      </w:r>
-      <w:r>
-        <w:rPr>
-          <w:rFonts w:ascii="Calibri" w:hAnsi="Calibri"/>
-          <w:color w:val="1E293B"/>
-          <w:sz w:val="21"/>
-        </w:rPr>
-        <w:t>).</w:t>
-      </w:r>
-    </w:p>
-    <w:p>
-      <w:pPr>
-        <w:pStyle w:val="ListNumber"/>
-        <w:spacing w:before="20" w:after="40"/>
-      </w:pPr>
-      <w:r>
-        <w:rPr>
-          <w:rFonts w:ascii="Calibri" w:hAnsi="Calibri"/>
-          <w:b/>
-          <w:color w:val="0F172A"/>
-          <w:sz w:val="21"/>
-        </w:rPr>
-        <w:t>Production Containerization Hardening:</w:t>
-      </w:r>
-    </w:p>
-    <w:p>
-      <w:pPr>
-        <w:pStyle w:val="ListBullet"/>
-        <w:spacing w:before="20" w:after="40"/>
-      </w:pPr>
-      <w:r>
-        <w:rPr>
-          <w:rFonts w:ascii="Calibri" w:hAnsi="Calibri"/>
-          <w:color w:val="1E293B"/>
-          <w:sz w:val="21"/>
-        </w:rPr>
-        <w:t xml:space="preserve">Overhauled </w:t>
-      </w:r>
-      <w:r>
-        <w:rPr>
-          <w:rFonts w:ascii="Consolas" w:hAnsi="Consolas"/>
-          <w:color w:val="0F5182"/>
-          <w:sz w:val="19"/>
-        </w:rPr>
-        <w:t>.dockerignore</w:t>
-      </w:r>
-      <w:r>
-        <w:rPr>
-          <w:rFonts w:ascii="Calibri" w:hAnsi="Calibri"/>
-          <w:color w:val="1E293B"/>
-          <w:sz w:val="21"/>
-        </w:rPr>
-        <w:t xml:space="preserve"> to strictly prevent baking </w:t>
-      </w:r>
-      <w:r>
-        <w:rPr>
-          <w:rFonts w:ascii="Consolas" w:hAnsi="Consolas"/>
-          <w:color w:val="0F5182"/>
-          <w:sz w:val="19"/>
-        </w:rPr>
-        <w:t>.env</w:t>
-      </w:r>
-      <w:r>
-        <w:rPr>
-          <w:rFonts w:ascii="Calibri" w:hAnsi="Calibri"/>
-          <w:color w:val="1E293B"/>
-          <w:sz w:val="21"/>
-        </w:rPr>
-        <w:t>, SQLite databases, and candidate session JSON files into container layers.</w:t>
-      </w:r>
-    </w:p>
-    <w:p>
-      <w:pPr>
-        <w:pStyle w:val="ListBullet"/>
-        <w:spacing w:before="20" w:after="40"/>
-      </w:pPr>
-      <w:r>
-        <w:rPr>
-          <w:rFonts w:ascii="Calibri" w:hAnsi="Calibri"/>
-          <w:color w:val="1E293B"/>
-          <w:sz w:val="21"/>
-        </w:rPr>
-        <w:t xml:space="preserve">Hardened </w:t>
-      </w:r>
-      <w:r>
-        <w:rPr>
-          <w:rFonts w:ascii="Consolas" w:hAnsi="Consolas"/>
-          <w:color w:val="0F5182"/>
-          <w:sz w:val="19"/>
-        </w:rPr>
-        <w:t>Dockerfile</w:t>
-      </w:r>
-      <w:r>
-        <w:rPr>
-          <w:rFonts w:ascii="Calibri" w:hAnsi="Calibri"/>
-          <w:color w:val="1E293B"/>
-          <w:sz w:val="21"/>
-        </w:rPr>
-        <w:t xml:space="preserve"> with non-root user </w:t>
-      </w:r>
-      <w:r>
-        <w:rPr>
-          <w:rFonts w:ascii="Consolas" w:hAnsi="Consolas"/>
-          <w:color w:val="0F5182"/>
-          <w:sz w:val="19"/>
-        </w:rPr>
-        <w:t>appuser</w:t>
-      </w:r>
-      <w:r>
-        <w:rPr>
-          <w:rFonts w:ascii="Calibri" w:hAnsi="Calibri"/>
-          <w:color w:val="1E293B"/>
-          <w:sz w:val="21"/>
-        </w:rPr>
-        <w:t xml:space="preserve"> (UID 1000) and layer optimization.</w:t>
-      </w:r>
-    </w:p>
-    <w:p>
-      <w:pPr>
-        <w:pStyle w:val="ListBullet"/>
-        <w:spacing w:before="20" w:after="40"/>
-      </w:pPr>
-      <w:r>
-        <w:rPr>
-          <w:rFonts w:ascii="Calibri" w:hAnsi="Calibri"/>
-          <w:color w:val="1E293B"/>
-          <w:sz w:val="21"/>
-        </w:rPr>
-        <w:t xml:space="preserve">Modernized </w:t>
-      </w:r>
-      <w:r>
-        <w:rPr>
-          <w:rFonts w:ascii="Consolas" w:hAnsi="Consolas"/>
-          <w:color w:val="0F5182"/>
-          <w:sz w:val="19"/>
-        </w:rPr>
-        <w:t>deploy.sh</w:t>
-      </w:r>
-      <w:r>
-        <w:rPr>
-          <w:rFonts w:ascii="Calibri" w:hAnsi="Calibri"/>
-          <w:color w:val="1E293B"/>
-          <w:sz w:val="21"/>
-        </w:rPr>
-        <w:t xml:space="preserve">, </w:t>
-      </w:r>
-      <w:r>
-        <w:rPr>
-          <w:rFonts w:ascii="Consolas" w:hAnsi="Consolas"/>
-          <w:color w:val="0F5182"/>
-          <w:sz w:val="19"/>
-        </w:rPr>
-        <w:t>deploy.bat</w:t>
-      </w:r>
-      <w:r>
-        <w:rPr>
-          <w:rFonts w:ascii="Calibri" w:hAnsi="Calibri"/>
-          <w:color w:val="1E293B"/>
-          <w:sz w:val="21"/>
-        </w:rPr>
-        <w:t xml:space="preserve">, and </w:t>
-      </w:r>
-      <w:r>
-        <w:rPr>
-          <w:rFonts w:ascii="Consolas" w:hAnsi="Consolas"/>
-          <w:color w:val="0F5182"/>
-          <w:sz w:val="19"/>
-        </w:rPr>
-        <w:t>deploy_hf.bat</w:t>
-      </w:r>
-      <w:r>
-        <w:rPr>
-          <w:rFonts w:ascii="Calibri" w:hAnsi="Calibri"/>
-          <w:color w:val="1E293B"/>
-          <w:sz w:val="21"/>
-        </w:rPr>
-        <w:t>.</w:t>
+        <w:t>Hardware voice recorder conditioned with viewport meta tag and 280px height.</w:t>
       </w:r>
     </w:p>
     <w:p>
@@ -5579,7 +5513,7 @@
           <w:color w:val="1E293B"/>
           <w:sz w:val="21"/>
         </w:rPr>
-        <w:t>Verified all 101 tests passing (</w:t>
+        <w:t>Verified all 108 tests passing (</w:t>
       </w:r>
       <w:r>
         <w:rPr>
@@ -5595,7 +5529,7 @@
           <w:color w:val="1E293B"/>
           <w:sz w:val="21"/>
         </w:rPr>
-        <w:t>) with 100% pass rate in 22.5s.</w:t>
+        <w:t>) with 100% pass rate in 32.4s.</w:t>
       </w:r>
     </w:p>
     <w:p>
@@ -5632,7 +5566,7 @@
           <w:color w:val="0F5182"/>
           <w:sz w:val="19"/>
         </w:rPr>
-        <w:t>docs/GITHUB_DEPLOYMENT_AND_PUSH_STRATEGY.md</w:t>
+        <w:t>docs/MOBILE_AND_TAB_VIEW_GUIDE.md</w:t>
       </w:r>
       <w:r>
         <w:rPr>
@@ -5640,7 +5574,7 @@
           <w:color w:val="1E293B"/>
           <w:sz w:val="21"/>
         </w:rPr>
-        <w:t xml:space="preserve"> and rebuilt all Microsoft Word </w:t>
+        <w:t xml:space="preserve"> and rebuilt all 7 Microsoft Word </w:t>
       </w:r>
       <w:r>
         <w:rPr>
@@ -5701,23 +5635,7 @@
           <w:color w:val="1E293B"/>
           <w:sz w:val="21"/>
         </w:rPr>
-        <w:t xml:space="preserve"> GitHub Actions CI pipeline resolution, container security hardening, root </w:t>
-      </w:r>
-      <w:r>
-        <w:rPr>
-          <w:rFonts w:ascii="Consolas" w:hAnsi="Consolas"/>
-          <w:color w:val="0F5182"/>
-          <w:sz w:val="19"/>
-        </w:rPr>
-        <w:t>streamlit_app.py</w:t>
-      </w:r>
-      <w:r>
-        <w:rPr>
-          <w:rFonts w:ascii="Calibri" w:hAnsi="Calibri"/>
-          <w:color w:val="1E293B"/>
-          <w:sz w:val="21"/>
-        </w:rPr>
-        <w:t xml:space="preserve"> entrypoint creation, and deployment documentation have been completely implemented, verified, and pushed.</w:t>
+        <w:t xml:space="preserve"> Mobile and Tablet view options, responsive CSS grid engine, touch ergonomics, and comprehensive documentation have been completely implemented, verified, and tested.</w:t>
       </w:r>
     </w:p>
     <w:p>
@@ -5740,46 +5658,7 @@
           <w:color w:val="1E293B"/>
           <w:sz w:val="21"/>
         </w:rPr>
-        <w:t xml:space="preserve"> 100% automated test pass rate across all 101 tests with zero failures.</w:t>
-      </w:r>
-    </w:p>
-    <w:p>
-      <w:pPr>
-        <w:pStyle w:val="ListNumber"/>
-        <w:spacing w:before="20" w:after="40"/>
-      </w:pPr>
-      <w:r>
-        <w:rPr>
-          <w:rFonts w:ascii="Calibri" w:hAnsi="Calibri"/>
-          <w:b/>
-          <w:color w:val="0F172A"/>
-          <w:sz w:val="21"/>
-        </w:rPr>
-        <w:t>Repository Parity:</w:t>
-      </w:r>
-      <w:r>
-        <w:rPr>
-          <w:rFonts w:ascii="Calibri" w:hAnsi="Calibri"/>
-          <w:color w:val="1E293B"/>
-          <w:sz w:val="21"/>
-        </w:rPr>
-        <w:t xml:space="preserve"> Working tree is clean, all files are staged, committed, and pushed to remote </w:t>
-      </w:r>
-      <w:r>
-        <w:rPr>
-          <w:rFonts w:ascii="Consolas" w:hAnsi="Consolas"/>
-          <w:color w:val="0F5182"/>
-          <w:sz w:val="19"/>
-        </w:rPr>
-        <w:t>origin/main</w:t>
-      </w:r>
-      <w:r>
-        <w:rPr>
-          <w:rFonts w:ascii="Calibri" w:hAnsi="Calibri"/>
-          <w:color w:val="1E293B"/>
-          <w:sz w:val="21"/>
-        </w:rPr>
-        <w:t>.</w:t>
+        <w:t xml:space="preserve"> 100% automated test pass rate across all 108 tests with zero failures.</w:t>
       </w:r>
     </w:p>
     <w:p>
@@ -6188,7 +6067,7 @@
           <w:color w:val="0F172A"/>
           <w:sz w:val="21"/>
         </w:rPr>
-        <w:t>Launch Environment Locally:</w:t>
+        <w:t>Launch Environment Locally &amp; Test Viewport Modes:</w:t>
       </w:r>
     </w:p>
     <w:tbl>
@@ -6232,6 +6111,68 @@
       <w:pPr>
         <w:spacing w:after="120"/>
       </w:pPr>
+    </w:p>
+    <w:p>
+      <w:pPr>
+        <w:pStyle w:val="ListBullet"/>
+        <w:spacing w:before="20" w:after="40"/>
+      </w:pPr>
+      <w:r>
+        <w:rPr>
+          <w:rFonts w:ascii="Calibri" w:hAnsi="Calibri"/>
+          <w:color w:val="1E293B"/>
+          <w:sz w:val="21"/>
+        </w:rPr>
+        <w:t xml:space="preserve">In sidebar under "VIEWPORT MODE", toggle between </w:t>
+      </w:r>
+      <w:r>
+        <w:rPr>
+          <w:rFonts w:ascii="Consolas" w:hAnsi="Consolas"/>
+          <w:color w:val="0F5182"/>
+          <w:sz w:val="19"/>
+        </w:rPr>
+        <w:t>📱 Mobile View (390px)</w:t>
+      </w:r>
+      <w:r>
+        <w:rPr>
+          <w:rFonts w:ascii="Calibri" w:hAnsi="Calibri"/>
+          <w:color w:val="1E293B"/>
+          <w:sz w:val="21"/>
+        </w:rPr>
+        <w:t xml:space="preserve">, </w:t>
+      </w:r>
+      <w:r>
+        <w:rPr>
+          <w:rFonts w:ascii="Consolas" w:hAnsi="Consolas"/>
+          <w:color w:val="0F5182"/>
+          <w:sz w:val="19"/>
+        </w:rPr>
+        <w:t>📟 Tablet View (820px)</w:t>
+      </w:r>
+      <w:r>
+        <w:rPr>
+          <w:rFonts w:ascii="Calibri" w:hAnsi="Calibri"/>
+          <w:color w:val="1E293B"/>
+          <w:sz w:val="21"/>
+        </w:rPr>
+        <w:t xml:space="preserve">, and </w:t>
+      </w:r>
+      <w:r>
+        <w:rPr>
+          <w:rFonts w:ascii="Consolas" w:hAnsi="Consolas"/>
+          <w:color w:val="0F5182"/>
+          <w:sz w:val="19"/>
+        </w:rPr>
+        <w:t>🖥️ Auto (Responsive)</w:t>
+      </w:r>
+      <w:r>
+        <w:rPr>
+          <w:rFonts w:ascii="Calibri" w:hAnsi="Calibri"/>
+          <w:color w:val="1E293B"/>
+          <w:sz w:val="21"/>
+        </w:rPr>
+        <w:t>.</w:t>
+      </w:r>
     </w:p>
     <w:p>
       <w:pPr>
@@ -6300,7 +6241,7 @@
           <w:color w:val="1E293B"/>
           <w:sz w:val="21"/>
         </w:rPr>
-        <w:t>Confirm all 101 tests pass (100% pass rate).</w:t>
+        <w:t>Confirm all 108 tests pass (100% pass rate).</w:t>
       </w:r>
     </w:p>
     <w:p>

--- a/docs/PROJECT_STATUS.docx
+++ b/docs/PROJECT_STATUS.docx
@@ -5177,7 +5177,7 @@
           <w:color w:val="0F172A"/>
           <w:sz w:val="21"/>
         </w:rPr>
-        <w:t>Current Milestone (Session #28):</w:t>
+        <w:t>Current Milestone (Session #29):</w:t>
       </w:r>
     </w:p>
     <w:p>
@@ -5192,7 +5192,7 @@
           <w:color w:val="0F172A"/>
           <w:sz w:val="21"/>
         </w:rPr>
-        <w:t>Mobile and Tablet Viewport Mode &amp; Responsive Experience:</w:t>
+        <w:t>Full-Platform Comprehensive Code &amp; Security Audit Completed:</w:t>
       </w:r>
     </w:p>
     <w:p>
@@ -5206,71 +5206,7 @@
           <w:color w:val="1E293B"/>
           <w:sz w:val="21"/>
         </w:rPr>
-        <w:t>Interactive Viewport Mode switcher active in sidebar with 4 modes (</w:t>
-      </w:r>
-      <w:r>
-        <w:rPr>
-          <w:rFonts w:ascii="Consolas" w:hAnsi="Consolas"/>
-          <w:color w:val="0F5182"/>
-          <w:sz w:val="19"/>
-        </w:rPr>
-        <w:t>🖥️ Auto (Responsive)</w:t>
-      </w:r>
-      <w:r>
-        <w:rPr>
-          <w:rFonts w:ascii="Calibri" w:hAnsi="Calibri"/>
-          <w:color w:val="1E293B"/>
-          <w:sz w:val="21"/>
-        </w:rPr>
-        <w:t xml:space="preserve">, </w:t>
-      </w:r>
-      <w:r>
-        <w:rPr>
-          <w:rFonts w:ascii="Consolas" w:hAnsi="Consolas"/>
-          <w:color w:val="0F5182"/>
-          <w:sz w:val="19"/>
-        </w:rPr>
-        <w:t>📱 Mobile View (390px)</w:t>
-      </w:r>
-      <w:r>
-        <w:rPr>
-          <w:rFonts w:ascii="Calibri" w:hAnsi="Calibri"/>
-          <w:color w:val="1E293B"/>
-          <w:sz w:val="21"/>
-        </w:rPr>
-        <w:t xml:space="preserve">, </w:t>
-      </w:r>
-      <w:r>
-        <w:rPr>
-          <w:rFonts w:ascii="Consolas" w:hAnsi="Consolas"/>
-          <w:color w:val="0F5182"/>
-          <w:sz w:val="19"/>
-        </w:rPr>
-        <w:t>📟 Tablet View (820px)</w:t>
-      </w:r>
-      <w:r>
-        <w:rPr>
-          <w:rFonts w:ascii="Calibri" w:hAnsi="Calibri"/>
-          <w:color w:val="1E293B"/>
-          <w:sz w:val="21"/>
-        </w:rPr>
-        <w:t xml:space="preserve">, </w:t>
-      </w:r>
-      <w:r>
-        <w:rPr>
-          <w:rFonts w:ascii="Consolas" w:hAnsi="Consolas"/>
-          <w:color w:val="0F5182"/>
-          <w:sz w:val="19"/>
-        </w:rPr>
-        <w:t>💻 Desktop (Wide)</w:t>
-      </w:r>
-      <w:r>
-        <w:rPr>
-          <w:rFonts w:ascii="Calibri" w:hAnsi="Calibri"/>
-          <w:color w:val="1E293B"/>
-          <w:sz w:val="21"/>
-        </w:rPr>
-        <w:t>).</w:t>
+        <w:t>Deployed 4 specialized subagents (Security Auditor, Core Pipeline Auditor, Frontend Auditor, Test/CI Auditor) across the entire codebase.</w:t>
       </w:r>
     </w:p>
     <w:p>
@@ -5284,7 +5220,7 @@
           <w:color w:val="1E293B"/>
           <w:sz w:val="21"/>
         </w:rPr>
-        <w:t xml:space="preserve">4-tier responsive CSS grid engine active in </w:t>
+        <w:t>100% Zero-Leak verification confirmed: zero hardcoded secrets (</w:t>
       </w:r>
       <w:r>
         <w:rPr>
@@ -5292,7 +5228,7 @@
           <w:color w:val="0F5182"/>
           <w:sz w:val="19"/>
         </w:rPr>
-        <w:t>neumorphism.css</w:t>
+        <w:t>AIza...</w:t>
       </w:r>
       <w:r>
         <w:rPr>
@@ -5300,7 +5236,7 @@
           <w:color w:val="1E293B"/>
           <w:sz w:val="21"/>
         </w:rPr>
-        <w:t xml:space="preserve"> and </w:t>
+        <w:t xml:space="preserve">), </w:t>
       </w:r>
       <w:r>
         <w:rPr>
@@ -5308,7 +5244,7 @@
           <w:color w:val="0F5182"/>
           <w:sz w:val="19"/>
         </w:rPr>
-        <w:t>theme.py</w:t>
+        <w:t>.env</w:t>
       </w:r>
       <w:r>
         <w:rPr>
@@ -5316,7 +5252,7 @@
           <w:color w:val="1E293B"/>
           <w:sz w:val="21"/>
         </w:rPr>
-        <w:t xml:space="preserve"> (&lt;480px, 480px–768px, 769px–1024px, &gt;1024px).</w:t>
+        <w:t xml:space="preserve"> strictly ignored, and transient key lifecycle verified.</w:t>
       </w:r>
     </w:p>
     <w:p>
@@ -5330,7 +5266,7 @@
           <w:color w:val="1E293B"/>
           <w:sz w:val="21"/>
         </w:rPr>
-        <w:t>Responsive layout classes (</w:t>
+        <w:t xml:space="preserve">PII sanitized in </w:t>
       </w:r>
       <w:r>
         <w:rPr>
@@ -5338,7 +5274,7 @@
           <w:color w:val="0F5182"/>
           <w:sz w:val="19"/>
         </w:rPr>
-        <w:t>.responsive-stat-grid</w:t>
+        <w:t>reference/candidate_evaluation_report.html</w:t>
       </w:r>
       <w:r>
         <w:rPr>
@@ -5346,7 +5282,7 @@
           <w:color w:val="1E293B"/>
           <w:sz w:val="21"/>
         </w:rPr>
-        <w:t xml:space="preserve">, </w:t>
+        <w:t xml:space="preserve"> (anonymized to synthetic demo profile "Priya Sharma", "DM-DEMO-2026") and </w:t>
       </w:r>
       <w:r>
         <w:rPr>
@@ -5354,7 +5290,7 @@
           <w:color w:val="0F5182"/>
           <w:sz w:val="19"/>
         </w:rPr>
-        <w:t>.culture-grid</w:t>
+        <w:t>reference/</w:t>
       </w:r>
       <w:r>
         <w:rPr>
@@ -5362,7 +5298,7 @@
           <w:color w:val="1E293B"/>
           <w:sz w:val="21"/>
         </w:rPr>
-        <w:t xml:space="preserve">, </w:t>
+        <w:t xml:space="preserve"> added to </w:t>
       </w:r>
       <w:r>
         <w:rPr>
@@ -5370,99 +5306,7 @@
           <w:color w:val="0F5182"/>
           <w:sz w:val="19"/>
         </w:rPr>
-        <w:t>.neuro-table-responsive</w:t>
-      </w:r>
-      <w:r>
-        <w:rPr>
-          <w:rFonts w:ascii="Calibri" w:hAnsi="Calibri"/>
-          <w:color w:val="1E293B"/>
-          <w:sz w:val="21"/>
-        </w:rPr>
-        <w:t>) and touch-scrollable tabs active.</w:t>
-      </w:r>
-    </w:p>
-    <w:p>
-      <w:pPr>
-        <w:pStyle w:val="ListBullet"/>
-        <w:spacing w:before="20" w:after="40"/>
-      </w:pPr>
-      <w:r>
-        <w:rPr>
-          <w:rFonts w:ascii="Calibri" w:hAnsi="Calibri"/>
-          <w:color w:val="1E293B"/>
-          <w:sz w:val="21"/>
-        </w:rPr>
-        <w:t>Touch target compliance ($\ge 44$px) enforced on buttons, radios, and Step 6 checkboxes.</w:t>
-      </w:r>
-    </w:p>
-    <w:p>
-      <w:pPr>
-        <w:pStyle w:val="ListBullet"/>
-        <w:spacing w:before="20" w:after="40"/>
-      </w:pPr>
-      <w:r>
-        <w:rPr>
-          <w:rFonts w:ascii="Calibri" w:hAnsi="Calibri"/>
-          <w:color w:val="1E293B"/>
-          <w:sz w:val="21"/>
-        </w:rPr>
-        <w:t xml:space="preserve">Fluid typography using </w:t>
-      </w:r>
-      <w:r>
-        <w:rPr>
-          <w:rFonts w:ascii="Consolas" w:hAnsi="Consolas"/>
-          <w:color w:val="0F5182"/>
-          <w:sz w:val="19"/>
-        </w:rPr>
-        <w:t>clamp()</w:t>
-      </w:r>
-      <w:r>
-        <w:rPr>
-          <w:rFonts w:ascii="Calibri" w:hAnsi="Calibri"/>
-          <w:color w:val="1E293B"/>
-          <w:sz w:val="21"/>
-        </w:rPr>
-        <w:t xml:space="preserve"> on </w:t>
-      </w:r>
-      <w:r>
-        <w:rPr>
-          <w:rFonts w:ascii="Consolas" w:hAnsi="Consolas"/>
-          <w:color w:val="0F5182"/>
-          <w:sz w:val="19"/>
-        </w:rPr>
-        <w:t>UI.metric_card</w:t>
-      </w:r>
-      <w:r>
-        <w:rPr>
-          <w:rFonts w:ascii="Calibri" w:hAnsi="Calibri"/>
-          <w:color w:val="1E293B"/>
-          <w:sz w:val="21"/>
-        </w:rPr>
-        <w:t xml:space="preserve">, </w:t>
-      </w:r>
-      <w:r>
-        <w:rPr>
-          <w:rFonts w:ascii="Consolas" w:hAnsi="Consolas"/>
-          <w:color w:val="0F5182"/>
-          <w:sz w:val="19"/>
-        </w:rPr>
-        <w:t>UI.stat_card</w:t>
-      </w:r>
-      <w:r>
-        <w:rPr>
-          <w:rFonts w:ascii="Calibri" w:hAnsi="Calibri"/>
-          <w:color w:val="1E293B"/>
-          <w:sz w:val="21"/>
-        </w:rPr>
-        <w:t xml:space="preserve">, and </w:t>
-      </w:r>
-      <w:r>
-        <w:rPr>
-          <w:rFonts w:ascii="Consolas" w:hAnsi="Consolas"/>
-          <w:color w:val="0F5182"/>
-          <w:sz w:val="19"/>
-        </w:rPr>
-        <w:t>UI.hero_header</w:t>
+        <w:t>.gitignore</w:t>
       </w:r>
       <w:r>
         <w:rPr>
@@ -5484,7 +5328,163 @@
           <w:color w:val="1E293B"/>
           <w:sz w:val="21"/>
         </w:rPr>
-        <w:t>Hardware voice recorder conditioned with viewport meta tag and 280px height.</w:t>
+        <w:t xml:space="preserve">Local machine username paths in </w:t>
+      </w:r>
+      <w:r>
+        <w:rPr>
+          <w:rFonts w:ascii="Consolas" w:hAnsi="Consolas"/>
+          <w:color w:val="0F5182"/>
+          <w:sz w:val="19"/>
+        </w:rPr>
+        <w:t>docs/PROJECT_LOG.md</w:t>
+      </w:r>
+      <w:r>
+        <w:rPr>
+          <w:rFonts w:ascii="Calibri" w:hAnsi="Calibri"/>
+          <w:color w:val="1E293B"/>
+          <w:sz w:val="21"/>
+        </w:rPr>
+        <w:t xml:space="preserve"> replaced with generic </w:t>
+      </w:r>
+      <w:r>
+        <w:rPr>
+          <w:rFonts w:ascii="Consolas" w:hAnsi="Consolas"/>
+          <w:color w:val="0F5182"/>
+          <w:sz w:val="19"/>
+        </w:rPr>
+        <w:t>%USERPROFILE%</w:t>
+      </w:r>
+      <w:r>
+        <w:rPr>
+          <w:rFonts w:ascii="Calibri" w:hAnsi="Calibri"/>
+          <w:color w:val="1E293B"/>
+          <w:sz w:val="21"/>
+        </w:rPr>
+        <w:t xml:space="preserve">, and absolute </w:t>
+      </w:r>
+      <w:r>
+        <w:rPr>
+          <w:rFonts w:ascii="Consolas" w:hAnsi="Consolas"/>
+          <w:color w:val="0F5182"/>
+          <w:sz w:val="19"/>
+        </w:rPr>
+        <w:t>file:///</w:t>
+      </w:r>
+      <w:r>
+        <w:rPr>
+          <w:rFonts w:ascii="Calibri" w:hAnsi="Calibri"/>
+          <w:color w:val="1E293B"/>
+          <w:sz w:val="21"/>
+        </w:rPr>
+        <w:t xml:space="preserve"> URLs converted to relative paths.</w:t>
+      </w:r>
+    </w:p>
+    <w:p>
+      <w:pPr>
+        <w:pStyle w:val="ListBullet"/>
+        <w:spacing w:before="20" w:after="40"/>
+      </w:pPr>
+      <w:r>
+        <w:rPr>
+          <w:rFonts w:ascii="Calibri" w:hAnsi="Calibri"/>
+          <w:color w:val="1E293B"/>
+          <w:sz w:val="21"/>
+        </w:rPr>
+        <w:t xml:space="preserve">Updated </w:t>
+      </w:r>
+      <w:r>
+        <w:rPr>
+          <w:rFonts w:ascii="Consolas" w:hAnsi="Consolas"/>
+          <w:color w:val="0F5182"/>
+          <w:sz w:val="19"/>
+        </w:rPr>
+        <w:t>.env.example</w:t>
+      </w:r>
+      <w:r>
+        <w:rPr>
+          <w:rFonts w:ascii="Calibri" w:hAnsi="Calibri"/>
+          <w:color w:val="1E293B"/>
+          <w:sz w:val="21"/>
+        </w:rPr>
+        <w:t xml:space="preserve"> default model to </w:t>
+      </w:r>
+      <w:r>
+        <w:rPr>
+          <w:rFonts w:ascii="Consolas" w:hAnsi="Consolas"/>
+          <w:color w:val="0F5182"/>
+          <w:sz w:val="19"/>
+        </w:rPr>
+        <w:t>gemini-2.5-flash</w:t>
+      </w:r>
+      <w:r>
+        <w:rPr>
+          <w:rFonts w:ascii="Calibri" w:hAnsi="Calibri"/>
+          <w:color w:val="1E293B"/>
+          <w:sz w:val="21"/>
+        </w:rPr>
+        <w:t>.</w:t>
+      </w:r>
+    </w:p>
+    <w:p>
+      <w:pPr>
+        <w:pStyle w:val="ListBullet"/>
+        <w:spacing w:before="20" w:after="40"/>
+      </w:pPr>
+      <w:r>
+        <w:rPr>
+          <w:rFonts w:ascii="Calibri" w:hAnsi="Calibri"/>
+          <w:color w:val="1E293B"/>
+          <w:sz w:val="21"/>
+        </w:rPr>
+        <w:t xml:space="preserve">Purged 848 orphaned session </w:t>
+      </w:r>
+      <w:r>
+        <w:rPr>
+          <w:rFonts w:ascii="Consolas" w:hAnsi="Consolas"/>
+          <w:color w:val="0F5182"/>
+          <w:sz w:val="19"/>
+        </w:rPr>
+        <w:t>.json</w:t>
+      </w:r>
+      <w:r>
+        <w:rPr>
+          <w:rFonts w:ascii="Calibri" w:hAnsi="Calibri"/>
+          <w:color w:val="1E293B"/>
+          <w:sz w:val="21"/>
+        </w:rPr>
+        <w:t xml:space="preserve"> cache files from </w:t>
+      </w:r>
+      <w:r>
+        <w:rPr>
+          <w:rFonts w:ascii="Consolas" w:hAnsi="Consolas"/>
+          <w:color w:val="0F5182"/>
+          <w:sz w:val="19"/>
+        </w:rPr>
+        <w:t>data/sessions/</w:t>
+      </w:r>
+      <w:r>
+        <w:rPr>
+          <w:rFonts w:ascii="Calibri" w:hAnsi="Calibri"/>
+          <w:color w:val="1E293B"/>
+          <w:sz w:val="21"/>
+        </w:rPr>
+        <w:t xml:space="preserve">, keeping directory structure clean with </w:t>
+      </w:r>
+      <w:r>
+        <w:rPr>
+          <w:rFonts w:ascii="Consolas" w:hAnsi="Consolas"/>
+          <w:color w:val="0F5182"/>
+          <w:sz w:val="19"/>
+        </w:rPr>
+        <w:t>.gitkeep</w:t>
+      </w:r>
+      <w:r>
+        <w:rPr>
+          <w:rFonts w:ascii="Calibri" w:hAnsi="Calibri"/>
+          <w:color w:val="1E293B"/>
+          <w:sz w:val="21"/>
+        </w:rPr>
+        <w:t>.</w:t>
       </w:r>
     </w:p>
     <w:p>
@@ -5499,7 +5499,834 @@
           <w:color w:val="0F172A"/>
           <w:sz w:val="21"/>
         </w:rPr>
-        <w:t>Quality &amp; Test Health:</w:t>
+        <w:t>Core Agent Pipeline &amp; Resilience Hardening:</w:t>
+      </w:r>
+    </w:p>
+    <w:p>
+      <w:pPr>
+        <w:pStyle w:val="ListBullet"/>
+        <w:spacing w:before="20" w:after="40"/>
+      </w:pPr>
+      <w:r>
+        <w:rPr>
+          <w:rFonts w:ascii="Consolas" w:hAnsi="Consolas"/>
+          <w:color w:val="0F5182"/>
+          <w:sz w:val="19"/>
+        </w:rPr>
+        <w:t>agents/base_agent.py</w:t>
+      </w:r>
+      <w:r>
+        <w:rPr>
+          <w:rFonts w:ascii="Calibri" w:hAnsi="Calibri"/>
+          <w:color w:val="1E293B"/>
+          <w:sz w:val="21"/>
+        </w:rPr>
+        <w:t>: Fixed Stage 3 candidate slice length-descending sorting (</w:t>
+      </w:r>
+      <w:r>
+        <w:rPr>
+          <w:rFonts w:ascii="Consolas" w:hAnsi="Consolas"/>
+          <w:color w:val="0F5182"/>
+          <w:sz w:val="19"/>
+        </w:rPr>
+        <w:t>len(x[1])</w:t>
+      </w:r>
+      <w:r>
+        <w:rPr>
+          <w:rFonts w:ascii="Calibri" w:hAnsi="Calibri"/>
+          <w:color w:val="1E293B"/>
+          <w:sz w:val="21"/>
+        </w:rPr>
+        <w:t>, reverse=True) so outer dictionaries are never overridden by inner array fragments with trailing commas.</w:t>
+      </w:r>
+    </w:p>
+    <w:p>
+      <w:pPr>
+        <w:pStyle w:val="ListBullet"/>
+        <w:spacing w:before="20" w:after="40"/>
+      </w:pPr>
+      <w:r>
+        <w:rPr>
+          <w:rFonts w:ascii="Consolas" w:hAnsi="Consolas"/>
+          <w:color w:val="0F5182"/>
+          <w:sz w:val="19"/>
+        </w:rPr>
+        <w:t>agents/voice_interview_agent.py</w:t>
+      </w:r>
+      <w:r>
+        <w:rPr>
+          <w:rFonts w:ascii="Calibri" w:hAnsi="Calibri"/>
+          <w:color w:val="1E293B"/>
+          <w:sz w:val="21"/>
+        </w:rPr>
+        <w:t xml:space="preserve">: Handled both </w:t>
+      </w:r>
+      <w:r>
+        <w:rPr>
+          <w:rFonts w:ascii="Consolas" w:hAnsi="Consolas"/>
+          <w:color w:val="0F5182"/>
+          <w:sz w:val="19"/>
+        </w:rPr>
+        <w:t>str</w:t>
+      </w:r>
+      <w:r>
+        <w:rPr>
+          <w:rFonts w:ascii="Calibri" w:hAnsi="Calibri"/>
+          <w:color w:val="1E293B"/>
+          <w:sz w:val="21"/>
+        </w:rPr>
+        <w:t xml:space="preserve"> and </w:t>
+      </w:r>
+      <w:r>
+        <w:rPr>
+          <w:rFonts w:ascii="Consolas" w:hAnsi="Consolas"/>
+          <w:color w:val="0F5182"/>
+          <w:sz w:val="19"/>
+        </w:rPr>
+        <w:t>dict</w:t>
+      </w:r>
+      <w:r>
+        <w:rPr>
+          <w:rFonts w:ascii="Calibri" w:hAnsi="Calibri"/>
+          <w:color w:val="1E293B"/>
+          <w:sz w:val="21"/>
+        </w:rPr>
+        <w:t xml:space="preserve"> representations in challenge areas, preventing </w:t>
+      </w:r>
+      <w:r>
+        <w:rPr>
+          <w:rFonts w:ascii="Consolas" w:hAnsi="Consolas"/>
+          <w:color w:val="0F5182"/>
+          <w:sz w:val="19"/>
+        </w:rPr>
+        <w:t>TypeError</w:t>
+      </w:r>
+      <w:r>
+        <w:rPr>
+          <w:rFonts w:ascii="Calibri" w:hAnsi="Calibri"/>
+          <w:color w:val="1E293B"/>
+          <w:sz w:val="21"/>
+        </w:rPr>
+        <w:t>.</w:t>
+      </w:r>
+    </w:p>
+    <w:p>
+      <w:pPr>
+        <w:pStyle w:val="ListBullet"/>
+        <w:spacing w:before="20" w:after="40"/>
+      </w:pPr>
+      <w:r>
+        <w:rPr>
+          <w:rFonts w:ascii="Consolas" w:hAnsi="Consolas"/>
+          <w:color w:val="0F5182"/>
+          <w:sz w:val="19"/>
+        </w:rPr>
+        <w:t>orchestrator/orchestrator.py</w:t>
+      </w:r>
+      <w:r>
+        <w:rPr>
+          <w:rFonts w:ascii="Calibri" w:hAnsi="Calibri"/>
+          <w:color w:val="1E293B"/>
+          <w:sz w:val="21"/>
+        </w:rPr>
+        <w:t xml:space="preserve">: Thread-safe per-agent </w:t>
+      </w:r>
+      <w:r>
+        <w:rPr>
+          <w:rFonts w:ascii="Consolas" w:hAnsi="Consolas"/>
+          <w:color w:val="0F5182"/>
+          <w:sz w:val="19"/>
+        </w:rPr>
+        <w:t>GeminiClient</w:t>
+      </w:r>
+      <w:r>
+        <w:rPr>
+          <w:rFonts w:ascii="Calibri" w:hAnsi="Calibri"/>
+          <w:color w:val="1E293B"/>
+          <w:sz w:val="21"/>
+        </w:rPr>
+        <w:t xml:space="preserve"> instantiation upon API key configuration.</w:t>
+      </w:r>
+    </w:p>
+    <w:p>
+      <w:pPr>
+        <w:pStyle w:val="ListBullet"/>
+        <w:spacing w:before="20" w:after="40"/>
+      </w:pPr>
+      <w:r>
+        <w:rPr>
+          <w:rFonts w:ascii="Consolas" w:hAnsi="Consolas"/>
+          <w:color w:val="0F5182"/>
+          <w:sz w:val="19"/>
+        </w:rPr>
+        <w:t>utils/gemini_client.py</w:t>
+      </w:r>
+      <w:r>
+        <w:rPr>
+          <w:rFonts w:ascii="Calibri" w:hAnsi="Calibri"/>
+          <w:color w:val="1E293B"/>
+          <w:sz w:val="21"/>
+        </w:rPr>
+        <w:t xml:space="preserve">: Enhanced </w:t>
+      </w:r>
+      <w:r>
+        <w:rPr>
+          <w:rFonts w:ascii="Consolas" w:hAnsi="Consolas"/>
+          <w:color w:val="0F5182"/>
+          <w:sz w:val="19"/>
+        </w:rPr>
+        <w:t>_execute_with_resilience</w:t>
+      </w:r>
+      <w:r>
+        <w:rPr>
+          <w:rFonts w:ascii="Calibri" w:hAnsi="Calibri"/>
+          <w:color w:val="1E293B"/>
+          <w:sz w:val="21"/>
+        </w:rPr>
+        <w:t xml:space="preserve"> to recognize 503 ("overloaded"), 500, 502, 504, </w:t>
+      </w:r>
+      <w:r>
+        <w:rPr>
+          <w:rFonts w:ascii="Consolas" w:hAnsi="Consolas"/>
+          <w:color w:val="0F5182"/>
+          <w:sz w:val="19"/>
+        </w:rPr>
+        <w:t>ConnectionError</w:t>
+      </w:r>
+      <w:r>
+        <w:rPr>
+          <w:rFonts w:ascii="Calibri" w:hAnsi="Calibri"/>
+          <w:color w:val="1E293B"/>
+          <w:sz w:val="21"/>
+        </w:rPr>
+        <w:t xml:space="preserve">, </w:t>
+      </w:r>
+      <w:r>
+        <w:rPr>
+          <w:rFonts w:ascii="Consolas" w:hAnsi="Consolas"/>
+          <w:color w:val="0F5182"/>
+          <w:sz w:val="19"/>
+        </w:rPr>
+        <w:t>RemoteDisconnected</w:t>
+      </w:r>
+      <w:r>
+        <w:rPr>
+          <w:rFonts w:ascii="Calibri" w:hAnsi="Calibri"/>
+          <w:color w:val="1E293B"/>
+          <w:sz w:val="21"/>
+        </w:rPr>
+        <w:t>, and safety filters, retrying with backoff or failing over to the model cascade.</w:t>
+      </w:r>
+    </w:p>
+    <w:p>
+      <w:pPr>
+        <w:pStyle w:val="ListBullet"/>
+        <w:spacing w:before="20" w:after="40"/>
+      </w:pPr>
+      <w:r>
+        <w:rPr>
+          <w:rFonts w:ascii="Consolas" w:hAnsi="Consolas"/>
+          <w:color w:val="0F5182"/>
+          <w:sz w:val="19"/>
+        </w:rPr>
+        <w:t>utils/quality_controller.py</w:t>
+      </w:r>
+      <w:r>
+        <w:rPr>
+          <w:rFonts w:ascii="Calibri" w:hAnsi="Calibri"/>
+          <w:color w:val="1E293B"/>
+          <w:sz w:val="21"/>
+        </w:rPr>
+        <w:t xml:space="preserve">: Supported </w:t>
+      </w:r>
+      <w:r>
+        <w:rPr>
+          <w:rFonts w:ascii="Consolas" w:hAnsi="Consolas"/>
+          <w:color w:val="0F5182"/>
+          <w:sz w:val="19"/>
+        </w:rPr>
+        <w:t>overall_interview_risk_areas</w:t>
+      </w:r>
+      <w:r>
+        <w:rPr>
+          <w:rFonts w:ascii="Calibri" w:hAnsi="Calibri"/>
+          <w:color w:val="1E293B"/>
+          <w:sz w:val="21"/>
+        </w:rPr>
+        <w:t xml:space="preserve"> alongside </w:t>
+      </w:r>
+      <w:r>
+        <w:rPr>
+          <w:rFonts w:ascii="Consolas" w:hAnsi="Consolas"/>
+          <w:color w:val="0F5182"/>
+          <w:sz w:val="19"/>
+        </w:rPr>
+        <w:t>challenge_areas</w:t>
+      </w:r>
+      <w:r>
+        <w:rPr>
+          <w:rFonts w:ascii="Calibri" w:hAnsi="Calibri"/>
+          <w:color w:val="1E293B"/>
+          <w:sz w:val="21"/>
+        </w:rPr>
+        <w:t xml:space="preserve"> in </w:t>
+      </w:r>
+      <w:r>
+        <w:rPr>
+          <w:rFonts w:ascii="Consolas" w:hAnsi="Consolas"/>
+          <w:color w:val="0F5182"/>
+          <w:sz w:val="19"/>
+        </w:rPr>
+        <w:t>audit_resume_profile</w:t>
+      </w:r>
+      <w:r>
+        <w:rPr>
+          <w:rFonts w:ascii="Calibri" w:hAnsi="Calibri"/>
+          <w:color w:val="1E293B"/>
+          <w:sz w:val="21"/>
+        </w:rPr>
+        <w:t>.</w:t>
+      </w:r>
+    </w:p>
+    <w:p>
+      <w:pPr>
+        <w:pStyle w:val="ListBullet"/>
+        <w:spacing w:before="20" w:after="40"/>
+      </w:pPr>
+      <w:r>
+        <w:rPr>
+          <w:rFonts w:ascii="Calibri" w:hAnsi="Calibri"/>
+          <w:b/>
+          <w:color w:val="0F172A"/>
+          <w:sz w:val="21"/>
+        </w:rPr>
+        <w:t>Scoring Invariants</w:t>
+      </w:r>
+      <w:r>
+        <w:rPr>
+          <w:rFonts w:ascii="Calibri" w:hAnsi="Calibri"/>
+          <w:color w:val="1E293B"/>
+          <w:sz w:val="21"/>
+        </w:rPr>
+        <w:t>: Baseline scoring formula (</w:t>
+      </w:r>
+      <w:r>
+        <w:rPr>
+          <w:rFonts w:ascii="Consolas" w:hAnsi="Consolas"/>
+          <w:color w:val="0F5182"/>
+          <w:sz w:val="19"/>
+        </w:rPr>
+        <w:t>online_test_agent.score_test</w:t>
+      </w:r>
+      <w:r>
+        <w:rPr>
+          <w:rFonts w:ascii="Calibri" w:hAnsi="Calibri"/>
+          <w:color w:val="1E293B"/>
+          <w:sz w:val="21"/>
+        </w:rPr>
+        <w:t xml:space="preserve"> and </w:t>
+      </w:r>
+      <w:r>
+        <w:rPr>
+          <w:rFonts w:ascii="Consolas" w:hAnsi="Consolas"/>
+          <w:color w:val="0F5182"/>
+          <w:sz w:val="19"/>
+        </w:rPr>
+        <w:t>feedback_agent.build_unified_topic_readiness</w:t>
+      </w:r>
+      <w:r>
+        <w:rPr>
+          <w:rFonts w:ascii="Calibri" w:hAnsi="Calibri"/>
+          <w:color w:val="1E293B"/>
+          <w:sz w:val="21"/>
+        </w:rPr>
+        <w:t xml:space="preserve"> 45% fit / 55% test composite formula) confirmed </w:t>
+      </w:r>
+      <w:r>
+        <w:rPr>
+          <w:rFonts w:ascii="Calibri" w:hAnsi="Calibri"/>
+          <w:b/>
+          <w:color w:val="0F172A"/>
+          <w:sz w:val="21"/>
+        </w:rPr>
+        <w:t>100% untouched</w:t>
+      </w:r>
+      <w:r>
+        <w:rPr>
+          <w:rFonts w:ascii="Calibri" w:hAnsi="Calibri"/>
+          <w:color w:val="1E293B"/>
+          <w:sz w:val="21"/>
+        </w:rPr>
+        <w:t>.</w:t>
+      </w:r>
+    </w:p>
+    <w:p>
+      <w:pPr>
+        <w:pStyle w:val="ListNumber"/>
+        <w:spacing w:before="20" w:after="40"/>
+      </w:pPr>
+      <w:r>
+        <w:rPr>
+          <w:rFonts w:ascii="Calibri" w:hAnsi="Calibri"/>
+          <w:b/>
+          <w:color w:val="0F172A"/>
+          <w:sz w:val="21"/>
+        </w:rPr>
+        <w:t>Frontend UI/UX &amp; Responsive Optimization:</w:t>
+      </w:r>
+    </w:p>
+    <w:p>
+      <w:pPr>
+        <w:pStyle w:val="ListBullet"/>
+        <w:spacing w:before="20" w:after="40"/>
+      </w:pPr>
+      <w:r>
+        <w:rPr>
+          <w:rFonts w:ascii="Consolas" w:hAnsi="Consolas"/>
+          <w:color w:val="0F5182"/>
+          <w:sz w:val="19"/>
+        </w:rPr>
+        <w:t>frontend/app.py</w:t>
+      </w:r>
+      <w:r>
+        <w:rPr>
+          <w:rFonts w:ascii="Calibri" w:hAnsi="Calibri"/>
+          <w:color w:val="1E293B"/>
+          <w:sz w:val="21"/>
+        </w:rPr>
+        <w:t>: Integrated dual key retrieval (</w:t>
+      </w:r>
+      <w:r>
+        <w:rPr>
+          <w:rFonts w:ascii="Consolas" w:hAnsi="Consolas"/>
+          <w:color w:val="0F5182"/>
+          <w:sz w:val="19"/>
+        </w:rPr>
+        <w:t>os.getenv</w:t>
+      </w:r>
+      <w:r>
+        <w:rPr>
+          <w:rFonts w:ascii="Calibri" w:hAnsi="Calibri"/>
+          <w:color w:val="1E293B"/>
+          <w:sz w:val="21"/>
+        </w:rPr>
+        <w:t xml:space="preserve"> + </w:t>
+      </w:r>
+      <w:r>
+        <w:rPr>
+          <w:rFonts w:ascii="Consolas" w:hAnsi="Consolas"/>
+          <w:color w:val="0F5182"/>
+          <w:sz w:val="19"/>
+        </w:rPr>
+        <w:t>st.secrets.get("GEMINI_API_KEY")</w:t>
+      </w:r>
+      <w:r>
+        <w:rPr>
+          <w:rFonts w:ascii="Calibri" w:hAnsi="Calibri"/>
+          <w:color w:val="1E293B"/>
+          <w:sz w:val="21"/>
+        </w:rPr>
+        <w:t>) for zero-config Streamlit Community Cloud hosting.</w:t>
+      </w:r>
+    </w:p>
+    <w:p>
+      <w:pPr>
+        <w:pStyle w:val="ListBullet"/>
+        <w:spacing w:before="20" w:after="40"/>
+      </w:pPr>
+      <w:r>
+        <w:rPr>
+          <w:rFonts w:ascii="Calibri" w:hAnsi="Calibri"/>
+          <w:color w:val="1E293B"/>
+          <w:sz w:val="21"/>
+        </w:rPr>
+        <w:t>Fixed Step 6 curriculum regeneration crash (</w:t>
+      </w:r>
+      <w:r>
+        <w:rPr>
+          <w:rFonts w:ascii="Consolas" w:hAnsi="Consolas"/>
+          <w:color w:val="0F5182"/>
+          <w:sz w:val="19"/>
+        </w:rPr>
+        <w:t>st.session_state.curriculum_agent</w:t>
+      </w:r>
+      <w:r>
+        <w:rPr>
+          <w:rFonts w:ascii="Calibri" w:hAnsi="Calibri"/>
+          <w:color w:val="1E293B"/>
+          <w:sz w:val="21"/>
+        </w:rPr>
+        <w:t xml:space="preserve"> redirected to </w:t>
+      </w:r>
+      <w:r>
+        <w:rPr>
+          <w:rFonts w:ascii="Consolas" w:hAnsi="Consolas"/>
+          <w:color w:val="0F5182"/>
+          <w:sz w:val="19"/>
+        </w:rPr>
+        <w:t>st.session_state.orchestrator.curriculum_agent</w:t>
+      </w:r>
+      <w:r>
+        <w:rPr>
+          <w:rFonts w:ascii="Calibri" w:hAnsi="Calibri"/>
+          <w:color w:val="1E293B"/>
+          <w:sz w:val="21"/>
+        </w:rPr>
+        <w:t>) and guarded checkbox set removal.</w:t>
+      </w:r>
+    </w:p>
+    <w:p>
+      <w:pPr>
+        <w:pStyle w:val="ListBullet"/>
+        <w:spacing w:before="20" w:after="40"/>
+      </w:pPr>
+      <w:r>
+        <w:rPr>
+          <w:rFonts w:ascii="Consolas" w:hAnsi="Consolas"/>
+          <w:color w:val="0F5182"/>
+          <w:sz w:val="19"/>
+        </w:rPr>
+        <w:t>frontend/components/exam_timer.html</w:t>
+      </w:r>
+      <w:r>
+        <w:rPr>
+          <w:rFonts w:ascii="Calibri" w:hAnsi="Calibri"/>
+          <w:color w:val="1E293B"/>
+          <w:sz w:val="21"/>
+        </w:rPr>
+        <w:t xml:space="preserve">: Replaced </w:t>
+      </w:r>
+      <w:r>
+        <w:rPr>
+          <w:rFonts w:ascii="Consolas" w:hAnsi="Consolas"/>
+          <w:color w:val="0F5182"/>
+          <w:sz w:val="19"/>
+        </w:rPr>
+        <w:t>window.blur</w:t>
+      </w:r>
+      <w:r>
+        <w:rPr>
+          <w:rFonts w:ascii="Calibri" w:hAnsi="Calibri"/>
+          <w:color w:val="1E293B"/>
+          <w:sz w:val="21"/>
+        </w:rPr>
+        <w:t xml:space="preserve"> with </w:t>
+      </w:r>
+      <w:r>
+        <w:rPr>
+          <w:rFonts w:ascii="Consolas" w:hAnsi="Consolas"/>
+          <w:color w:val="0F5182"/>
+          <w:sz w:val="19"/>
+        </w:rPr>
+        <w:t>document.visibilitychange</w:t>
+      </w:r>
+      <w:r>
+        <w:rPr>
+          <w:rFonts w:ascii="Calibri" w:hAnsi="Calibri"/>
+          <w:color w:val="1E293B"/>
+          <w:sz w:val="21"/>
+        </w:rPr>
+        <w:t>, eliminating false-positive cheating alerts when candidates click MCQ radio options.</w:t>
+      </w:r>
+    </w:p>
+    <w:p>
+      <w:pPr>
+        <w:pStyle w:val="ListBullet"/>
+        <w:spacing w:before="20" w:after="40"/>
+      </w:pPr>
+      <w:r>
+        <w:rPr>
+          <w:rFonts w:ascii="Consolas" w:hAnsi="Consolas"/>
+          <w:color w:val="0F5182"/>
+          <w:sz w:val="19"/>
+        </w:rPr>
+        <w:t>frontend/components/icons.py</w:t>
+      </w:r>
+      <w:r>
+        <w:rPr>
+          <w:rFonts w:ascii="Calibri" w:hAnsi="Calibri"/>
+          <w:color w:val="1E293B"/>
+          <w:sz w:val="21"/>
+        </w:rPr>
+        <w:t xml:space="preserve">: Added SVG vector paths for </w:t>
+      </w:r>
+      <w:r>
+        <w:rPr>
+          <w:rFonts w:ascii="Consolas" w:hAnsi="Consolas"/>
+          <w:color w:val="0F5182"/>
+          <w:sz w:val="19"/>
+        </w:rPr>
+        <w:t>"code"</w:t>
+      </w:r>
+      <w:r>
+        <w:rPr>
+          <w:rFonts w:ascii="Calibri" w:hAnsi="Calibri"/>
+          <w:color w:val="1E293B"/>
+          <w:sz w:val="21"/>
+        </w:rPr>
+        <w:t xml:space="preserve">, </w:t>
+      </w:r>
+      <w:r>
+        <w:rPr>
+          <w:rFonts w:ascii="Consolas" w:hAnsi="Consolas"/>
+          <w:color w:val="0F5182"/>
+          <w:sz w:val="19"/>
+        </w:rPr>
+        <w:t>"user"</w:t>
+      </w:r>
+      <w:r>
+        <w:rPr>
+          <w:rFonts w:ascii="Calibri" w:hAnsi="Calibri"/>
+          <w:color w:val="1E293B"/>
+          <w:sz w:val="21"/>
+        </w:rPr>
+        <w:t xml:space="preserve">, and </w:t>
+      </w:r>
+      <w:r>
+        <w:rPr>
+          <w:rFonts w:ascii="Consolas" w:hAnsi="Consolas"/>
+          <w:color w:val="0F5182"/>
+          <w:sz w:val="19"/>
+        </w:rPr>
+        <w:t>"clipboard"</w:t>
+      </w:r>
+      <w:r>
+        <w:rPr>
+          <w:rFonts w:ascii="Calibri" w:hAnsi="Calibri"/>
+          <w:color w:val="1E293B"/>
+          <w:sz w:val="21"/>
+        </w:rPr>
+        <w:t>.</w:t>
+      </w:r>
+    </w:p>
+    <w:p>
+      <w:pPr>
+        <w:pStyle w:val="ListBullet"/>
+        <w:spacing w:before="20" w:after="40"/>
+      </w:pPr>
+      <w:r>
+        <w:rPr>
+          <w:rFonts w:ascii="Consolas" w:hAnsi="Consolas"/>
+          <w:color w:val="0F5182"/>
+          <w:sz w:val="19"/>
+        </w:rPr>
+        <w:t>frontend/styles/theme.py</w:t>
+      </w:r>
+      <w:r>
+        <w:rPr>
+          <w:rFonts w:ascii="Calibri" w:hAnsi="Calibri"/>
+          <w:color w:val="1E293B"/>
+          <w:sz w:val="21"/>
+        </w:rPr>
+        <w:t xml:space="preserve"> &amp; </w:t>
+      </w:r>
+      <w:r>
+        <w:rPr>
+          <w:rFonts w:ascii="Consolas" w:hAnsi="Consolas"/>
+          <w:color w:val="0F5182"/>
+          <w:sz w:val="19"/>
+        </w:rPr>
+        <w:t>neumorphism.css</w:t>
+      </w:r>
+      <w:r>
+        <w:rPr>
+          <w:rFonts w:ascii="Calibri" w:hAnsi="Calibri"/>
+          <w:color w:val="1E293B"/>
+          <w:sz w:val="21"/>
+        </w:rPr>
+        <w:t>: Scoped 50% tablet column wrap strictly to 4-column decks (</w:t>
+      </w:r>
+      <w:r>
+        <w:rPr>
+          <w:rFonts w:ascii="Consolas" w:hAnsi="Consolas"/>
+          <w:color w:val="0F5182"/>
+          <w:sz w:val="19"/>
+        </w:rPr>
+        <w:t>:has(&gt; [data-testid="column"]:nth-child(4))</w:t>
+      </w:r>
+      <w:r>
+        <w:rPr>
+          <w:rFonts w:ascii="Calibri" w:hAnsi="Calibri"/>
+          <w:color w:val="1E293B"/>
+          <w:sz w:val="21"/>
+        </w:rPr>
+        <w:t>), scoped mobile column stacking to exempt inline checkboxes (</w:t>
+      </w:r>
+      <w:r>
+        <w:rPr>
+          <w:rFonts w:ascii="Consolas" w:hAnsi="Consolas"/>
+          <w:color w:val="0F5182"/>
+          <w:sz w:val="19"/>
+        </w:rPr>
+        <w:t>:has([data-testid="stCheckbox"])</w:t>
+      </w:r>
+      <w:r>
+        <w:rPr>
+          <w:rFonts w:ascii="Calibri" w:hAnsi="Calibri"/>
+          <w:color w:val="1E293B"/>
+          <w:sz w:val="21"/>
+        </w:rPr>
+        <w:t xml:space="preserve">), and adjusted warning text color to </w:t>
+      </w:r>
+      <w:r>
+        <w:rPr>
+          <w:rFonts w:ascii="Consolas" w:hAnsi="Consolas"/>
+          <w:color w:val="0F5182"/>
+          <w:sz w:val="19"/>
+        </w:rPr>
+        <w:t>#B45309</w:t>
+      </w:r>
+      <w:r>
+        <w:rPr>
+          <w:rFonts w:ascii="Calibri" w:hAnsi="Calibri"/>
+          <w:color w:val="1E293B"/>
+          <w:sz w:val="21"/>
+        </w:rPr>
+        <w:t xml:space="preserve"> (Amber 700) for WCAG AA contrast.</w:t>
+      </w:r>
+    </w:p>
+    <w:p>
+      <w:pPr>
+        <w:pStyle w:val="ListNumber"/>
+        <w:spacing w:before="20" w:after="40"/>
+      </w:pPr>
+      <w:r>
+        <w:rPr>
+          <w:rFonts w:ascii="Calibri" w:hAnsi="Calibri"/>
+          <w:b/>
+          <w:color w:val="0F172A"/>
+          <w:sz w:val="21"/>
+        </w:rPr>
+        <w:t>CI/CD Pipeline &amp; Build Infrastructure:</w:t>
+      </w:r>
+    </w:p>
+    <w:p>
+      <w:pPr>
+        <w:pStyle w:val="ListBullet"/>
+        <w:spacing w:before="20" w:after="40"/>
+      </w:pPr>
+      <w:r>
+        <w:rPr>
+          <w:rFonts w:ascii="Consolas" w:hAnsi="Consolas"/>
+          <w:color w:val="0F5182"/>
+          <w:sz w:val="19"/>
+        </w:rPr>
+        <w:t>.github/workflows/ci.yml</w:t>
+      </w:r>
+      <w:r>
+        <w:rPr>
+          <w:rFonts w:ascii="Calibri" w:hAnsi="Calibri"/>
+          <w:color w:val="1E293B"/>
+          <w:sz w:val="21"/>
+        </w:rPr>
+        <w:t>: Added Python 3.12 to the build matrix (</w:t>
+      </w:r>
+      <w:r>
+        <w:rPr>
+          <w:rFonts w:ascii="Consolas" w:hAnsi="Consolas"/>
+          <w:color w:val="0F5182"/>
+          <w:sz w:val="19"/>
+        </w:rPr>
+        <w:t>["3.10", "3.11", "3.12"]</w:t>
+      </w:r>
+      <w:r>
+        <w:rPr>
+          <w:rFonts w:ascii="Calibri" w:hAnsi="Calibri"/>
+          <w:color w:val="1E293B"/>
+          <w:sz w:val="21"/>
+        </w:rPr>
+        <w:t xml:space="preserve">), added system </w:t>
+      </w:r>
+      <w:r>
+        <w:rPr>
+          <w:rFonts w:ascii="Consolas" w:hAnsi="Consolas"/>
+          <w:color w:val="0F5182"/>
+          <w:sz w:val="19"/>
+        </w:rPr>
+        <w:t>ffmpeg</w:t>
+      </w:r>
+      <w:r>
+        <w:rPr>
+          <w:rFonts w:ascii="Calibri" w:hAnsi="Calibri"/>
+          <w:color w:val="1E293B"/>
+          <w:sz w:val="21"/>
+        </w:rPr>
+        <w:t xml:space="preserve"> installation, and set headless testing environment variables.</w:t>
+      </w:r>
+    </w:p>
+    <w:p>
+      <w:pPr>
+        <w:pStyle w:val="ListBullet"/>
+        <w:spacing w:before="20" w:after="40"/>
+      </w:pPr>
+      <w:r>
+        <w:rPr>
+          <w:rFonts w:ascii="Consolas" w:hAnsi="Consolas"/>
+          <w:color w:val="0F5182"/>
+          <w:sz w:val="19"/>
+        </w:rPr>
+        <w:t>scripts/build_docs_and_docx.py</w:t>
+      </w:r>
+      <w:r>
+        <w:rPr>
+          <w:rFonts w:ascii="Calibri" w:hAnsi="Calibri"/>
+          <w:color w:val="1E293B"/>
+          <w:sz w:val="21"/>
+        </w:rPr>
+        <w:t xml:space="preserve">: Operational convenience wrapper executing </w:t>
+      </w:r>
+      <w:r>
+        <w:rPr>
+          <w:rFonts w:ascii="Consolas" w:hAnsi="Consolas"/>
+          <w:color w:val="0F5182"/>
+          <w:sz w:val="19"/>
+        </w:rPr>
+        <w:t>build_docx_files.py</w:t>
+      </w:r>
+      <w:r>
+        <w:rPr>
+          <w:rFonts w:ascii="Calibri" w:hAnsi="Calibri"/>
+          <w:color w:val="1E293B"/>
+          <w:sz w:val="21"/>
+        </w:rPr>
+        <w:t>.</w:t>
+      </w:r>
+    </w:p>
+    <w:p>
+      <w:pPr>
+        <w:pStyle w:val="ListBullet"/>
+        <w:spacing w:before="20" w:after="40"/>
+      </w:pPr>
+      <w:r>
+        <w:rPr>
+          <w:rFonts w:ascii="Consolas" w:hAnsi="Consolas"/>
+          <w:color w:val="0F5182"/>
+          <w:sz w:val="19"/>
+        </w:rPr>
+        <w:t>README.md</w:t>
+      </w:r>
+      <w:r>
+        <w:rPr>
+          <w:rFonts w:ascii="Calibri" w:hAnsi="Calibri"/>
+          <w:color w:val="1E293B"/>
+          <w:sz w:val="21"/>
+        </w:rPr>
+        <w:t>: Polished with 108/108 tests passing badge, markdown code fences, responsive mode documentation, and developer attribution.</w:t>
+      </w:r>
+    </w:p>
+    <w:p>
+      <w:pPr>
+        <w:pStyle w:val="ListNumber"/>
+        <w:spacing w:before="20" w:after="40"/>
+      </w:pPr>
+      <w:r>
+        <w:rPr>
+          <w:rFonts w:ascii="Calibri" w:hAnsi="Calibri"/>
+          <w:b/>
+          <w:color w:val="0F172A"/>
+          <w:sz w:val="21"/>
+        </w:rPr>
+        <w:t>Automated Test Suite Verification:</w:t>
       </w:r>
     </w:p>
     <w:p>
@@ -5529,68 +6356,7 @@
           <w:color w:val="1E293B"/>
           <w:sz w:val="21"/>
         </w:rPr>
-        <w:t>) with 100% pass rate in 32.4s.</w:t>
-      </w:r>
-    </w:p>
-    <w:p>
-      <w:pPr>
-        <w:pStyle w:val="ListNumber"/>
-        <w:spacing w:before="20" w:after="40"/>
-      </w:pPr>
-      <w:r>
-        <w:rPr>
-          <w:rFonts w:ascii="Calibri" w:hAnsi="Calibri"/>
-          <w:b/>
-          <w:color w:val="0F172A"/>
-          <w:sz w:val="21"/>
-        </w:rPr>
-        <w:t>Documentation Synchronization:</w:t>
-      </w:r>
-    </w:p>
-    <w:p>
-      <w:pPr>
-        <w:pStyle w:val="ListBullet"/>
-        <w:spacing w:before="20" w:after="40"/>
-      </w:pPr>
-      <w:r>
-        <w:rPr>
-          <w:rFonts w:ascii="Calibri" w:hAnsi="Calibri"/>
-          <w:color w:val="1E293B"/>
-          <w:sz w:val="21"/>
-        </w:rPr>
-        <w:t xml:space="preserve">Created </w:t>
-      </w:r>
-      <w:r>
-        <w:rPr>
-          <w:rFonts w:ascii="Consolas" w:hAnsi="Consolas"/>
-          <w:color w:val="0F5182"/>
-          <w:sz w:val="19"/>
-        </w:rPr>
-        <w:t>docs/MOBILE_AND_TAB_VIEW_GUIDE.md</w:t>
-      </w:r>
-      <w:r>
-        <w:rPr>
-          <w:rFonts w:ascii="Calibri" w:hAnsi="Calibri"/>
-          <w:color w:val="1E293B"/>
-          <w:sz w:val="21"/>
-        </w:rPr>
-        <w:t xml:space="preserve"> and rebuilt all 7 Microsoft Word </w:t>
-      </w:r>
-      <w:r>
-        <w:rPr>
-          <w:rFonts w:ascii="Consolas" w:hAnsi="Consolas"/>
-          <w:color w:val="0F5182"/>
-          <w:sz w:val="19"/>
-        </w:rPr>
-        <w:t>.docx</w:t>
-      </w:r>
-      <w:r>
-        <w:rPr>
-          <w:rFonts w:ascii="Calibri" w:hAnsi="Calibri"/>
-          <w:color w:val="1E293B"/>
-          <w:sz w:val="21"/>
-        </w:rPr>
-        <w:t xml:space="preserve"> dossiers.</w:t>
+        <w:t>) with 100% pass rate in 33.2s with zero failures, zero errors, and zero warnings.</w:t>
       </w:r>
     </w:p>
     <w:p>
@@ -5635,7 +6401,7 @@
           <w:color w:val="1E293B"/>
           <w:sz w:val="21"/>
         </w:rPr>
-        <w:t xml:space="preserve"> Mobile and Tablet view options, responsive CSS grid engine, touch ergonomics, and comprehensive documentation have been completely implemented, verified, and tested.</w:t>
+        <w:t xml:space="preserve"> Full-platform code review, resilience hardening, PII sanitization, responsive layout refinement, and CI matrix expansion have been completely implemented and verified.</w:t>
       </w:r>
     </w:p>
     <w:p>
@@ -5658,7 +6424,7 @@
           <w:color w:val="1E293B"/>
           <w:sz w:val="21"/>
         </w:rPr>
-        <w:t xml:space="preserve"> 100% automated test pass rate across all 108 tests with zero failures.</w:t>
+        <w:t xml:space="preserve"> 100% automated test pass rate across all 108 tests.</w:t>
       </w:r>
     </w:p>
     <w:p>
@@ -5729,7 +6495,7 @@
           <w:color w:val="1E293B"/>
           <w:sz w:val="21"/>
         </w:rPr>
-        <w:t xml:space="preserve"> to ensure seamless continuation for future developers and AI sessions.</w:t>
+        <w:t xml:space="preserve"> prior to pushing to GitHub.</w:t>
       </w:r>
     </w:p>
     <w:p>
@@ -5946,7 +6712,7 @@
           <w:color w:val="0F172A"/>
           <w:sz w:val="21"/>
         </w:rPr>
-        <w:t>Streamlit Community Cloud Deployment Verification:</w:t>
+        <w:t>GitHub Remote &amp; Streamlit Cloud Verification:</w:t>
       </w:r>
     </w:p>
     <w:p>
@@ -5960,7 +6726,23 @@
           <w:color w:val="1E293B"/>
           <w:sz w:val="21"/>
         </w:rPr>
-        <w:t>Navigate to [share.streamlit.io](https://share.streamlit.io).</w:t>
+        <w:t xml:space="preserve">Verify GitHub Actions CI status on </w:t>
+      </w:r>
+      <w:r>
+        <w:rPr>
+          <w:rFonts w:ascii="Consolas" w:hAnsi="Consolas"/>
+          <w:color w:val="0F5182"/>
+          <w:sz w:val="19"/>
+        </w:rPr>
+        <w:t>Hello-Nitish/Interview_IQ</w:t>
+      </w:r>
+      <w:r>
+        <w:rPr>
+          <w:rFonts w:ascii="Calibri" w:hAnsi="Calibri"/>
+          <w:color w:val="1E293B"/>
+          <w:sz w:val="21"/>
+        </w:rPr>
+        <w:t xml:space="preserve"> for Python 3.10, 3.11, and 3.12.</w:t>
       </w:r>
     </w:p>
     <w:p>
@@ -5974,7 +6756,7 @@
           <w:color w:val="1E293B"/>
           <w:sz w:val="21"/>
         </w:rPr>
-        <w:t xml:space="preserve">Confirm application status for </w:t>
+        <w:t xml:space="preserve">Confirm application status on [share.streamlit.io](https://share.streamlit.io) for </w:t>
       </w:r>
       <w:r>
         <w:rPr>
@@ -6027,36 +6809,6 @@
     </w:p>
     <w:p>
       <w:pPr>
-        <w:pStyle w:val="ListBullet"/>
-        <w:spacing w:before="20" w:after="40"/>
-      </w:pPr>
-      <w:r>
-        <w:rPr>
-          <w:rFonts w:ascii="Calibri" w:hAnsi="Calibri"/>
-          <w:color w:val="1E293B"/>
-          <w:sz w:val="21"/>
-        </w:rPr>
-        <w:t xml:space="preserve">Access the live application URL (e.g. </w:t>
-      </w:r>
-      <w:r>
-        <w:rPr>
-          <w:rFonts w:ascii="Consolas" w:hAnsi="Consolas"/>
-          <w:color w:val="0F5182"/>
-          <w:sz w:val="19"/>
-        </w:rPr>
-        <w:t>https://interview-iq.streamlit.app</w:t>
-      </w:r>
-      <w:r>
-        <w:rPr>
-          <w:rFonts w:ascii="Calibri" w:hAnsi="Calibri"/>
-          <w:color w:val="1E293B"/>
-          <w:sz w:val="21"/>
-        </w:rPr>
-        <w:t>).</w:t>
-      </w:r>
-    </w:p>
-    <w:p>
-      <w:pPr>
         <w:pStyle w:val="ListNumber"/>
         <w:spacing w:before="20" w:after="40"/>
       </w:pPr>
@@ -6067,7 +6819,7 @@
           <w:color w:val="0F172A"/>
           <w:sz w:val="21"/>
         </w:rPr>
-        <w:t>Launch Environment Locally &amp; Test Viewport Modes:</w:t>
+        <w:t>Local Application Execution:</w:t>
       </w:r>
     </w:p>
     <w:tbl>
@@ -6123,55 +6875,7 @@
           <w:color w:val="1E293B"/>
           <w:sz w:val="21"/>
         </w:rPr>
-        <w:t xml:space="preserve">In sidebar under "VIEWPORT MODE", toggle between </w:t>
-      </w:r>
-      <w:r>
-        <w:rPr>
-          <w:rFonts w:ascii="Consolas" w:hAnsi="Consolas"/>
-          <w:color w:val="0F5182"/>
-          <w:sz w:val="19"/>
-        </w:rPr>
-        <w:t>📱 Mobile View (390px)</w:t>
-      </w:r>
-      <w:r>
-        <w:rPr>
-          <w:rFonts w:ascii="Calibri" w:hAnsi="Calibri"/>
-          <w:color w:val="1E293B"/>
-          <w:sz w:val="21"/>
-        </w:rPr>
-        <w:t xml:space="preserve">, </w:t>
-      </w:r>
-      <w:r>
-        <w:rPr>
-          <w:rFonts w:ascii="Consolas" w:hAnsi="Consolas"/>
-          <w:color w:val="0F5182"/>
-          <w:sz w:val="19"/>
-        </w:rPr>
-        <w:t>📟 Tablet View (820px)</w:t>
-      </w:r>
-      <w:r>
-        <w:rPr>
-          <w:rFonts w:ascii="Calibri" w:hAnsi="Calibri"/>
-          <w:color w:val="1E293B"/>
-          <w:sz w:val="21"/>
-        </w:rPr>
-        <w:t xml:space="preserve">, and </w:t>
-      </w:r>
-      <w:r>
-        <w:rPr>
-          <w:rFonts w:ascii="Consolas" w:hAnsi="Consolas"/>
-          <w:color w:val="0F5182"/>
-          <w:sz w:val="19"/>
-        </w:rPr>
-        <w:t>🖥️ Auto (Responsive)</w:t>
-      </w:r>
-      <w:r>
-        <w:rPr>
-          <w:rFonts w:ascii="Calibri" w:hAnsi="Calibri"/>
-          <w:color w:val="1E293B"/>
-          <w:sz w:val="21"/>
-        </w:rPr>
-        <w:t>.</w:t>
+        <w:t>Test Step 1 through Step 6 in desktop, tablet (820px), and mobile (390px) view modes.</w:t>
       </w:r>
     </w:p>
     <w:p>
@@ -6186,7 +6890,7 @@
           <w:color w:val="0F172A"/>
           <w:sz w:val="21"/>
         </w:rPr>
-        <w:t>Run Automated Test Suite:</w:t>
+        <w:t>Automated Test Suite Health:</w:t>
       </w:r>
     </w:p>
     <w:tbl>
@@ -6241,7 +6945,7 @@
           <w:color w:val="1E293B"/>
           <w:sz w:val="21"/>
         </w:rPr>
-        <w:t>Confirm all 108 tests pass (100% pass rate).</w:t>
+        <w:t>Confirm all 108 tests pass cleanly.</w:t>
       </w:r>
     </w:p>
     <w:p>
@@ -6256,15 +6960,21 @@
           <w:color w:val="0F172A"/>
           <w:sz w:val="21"/>
         </w:rPr>
-        <w:t>Extend:</w:t>
+        <w:t>Next Implementation Milestone:</w:t>
       </w:r>
+    </w:p>
+    <w:p>
+      <w:pPr>
+        <w:pStyle w:val="ListBullet"/>
+        <w:spacing w:before="20" w:after="40"/>
+      </w:pPr>
       <w:r>
         <w:rPr>
           <w:rFonts w:ascii="Calibri" w:hAnsi="Calibri"/>
           <w:color w:val="1E293B"/>
           <w:sz w:val="21"/>
         </w:rPr>
-        <w:t xml:space="preserve"> Proceed to </w:t>
+        <w:t xml:space="preserve">Begin </w:t>
       </w:r>
       <w:r>
         <w:rPr>

--- a/docs/PROJECT_STATUS.docx
+++ b/docs/PROJECT_STATUS.docx
@@ -6378,7 +6378,45 @@
           <w:color w:val="1E3A8A"/>
           <w:sz w:val="30"/>
         </w:rPr>
-        <w:t>Why We Have Stopped</w:t>
+        <w:t>Session #30 — 2026-09-28</w:t>
+      </w:r>
+    </w:p>
+    <w:p>
+      <w:pPr>
+        <w:pStyle w:val="ListBullet"/>
+        <w:spacing w:before="20" w:after="40"/>
+      </w:pPr>
+      <w:r>
+        <w:rPr>
+          <w:rFonts w:ascii="Calibri" w:hAnsi="Calibri"/>
+          <w:b/>
+          <w:color w:val="0F172A"/>
+          <w:sz w:val="21"/>
+        </w:rPr>
+        <w:t>Session Focus:</w:t>
+      </w:r>
+      <w:r>
+        <w:rPr>
+          <w:rFonts w:ascii="Calibri" w:hAnsi="Calibri"/>
+          <w:color w:val="1E293B"/>
+          <w:sz w:val="21"/>
+        </w:rPr>
+        <w:t xml:space="preserve"> Mobile Viewport Experience Overhaul, Responsive Dashboard Grids, Table Overflow Remediation, Physical Mobile Mockup Framing Fixes, and Automated Documentation Parity.</w:t>
+      </w:r>
+    </w:p>
+    <w:p>
+      <w:pPr>
+        <w:pStyle w:val="ListBullet"/>
+        <w:spacing w:before="20" w:after="40"/>
+      </w:pPr>
+      <w:r>
+        <w:rPr>
+          <w:rFonts w:ascii="Calibri" w:hAnsi="Calibri"/>
+          <w:b/>
+          <w:color w:val="0F172A"/>
+          <w:sz w:val="21"/>
+        </w:rPr>
+        <w:t>Accomplishments &amp; Deliverables:</w:t>
       </w:r>
     </w:p>
     <w:p>
@@ -6393,7 +6431,7 @@
           <w:color w:val="0F172A"/>
           <w:sz w:val="21"/>
         </w:rPr>
-        <w:t>Scope Realization:</w:t>
+        <w:t>Mobile Experience Optimization:</w:t>
       </w:r>
       <w:r>
         <w:rPr>
@@ -6401,7 +6439,240 @@
           <w:color w:val="1E293B"/>
           <w:sz w:val="21"/>
         </w:rPr>
-        <w:t xml:space="preserve"> Full-platform code review, resilience hardening, PII sanitization, responsive layout refinement, and CI matrix expansion have been completely implemented and verified.</w:t>
+        <w:t xml:space="preserve"> Scoped 4-column metric decks into an executive 2x2 grid (</w:t>
+      </w:r>
+      <w:r>
+        <w:rPr>
+          <w:rFonts w:ascii="Consolas" w:hAnsi="Consolas"/>
+          <w:color w:val="0F5182"/>
+          <w:sz w:val="19"/>
+        </w:rPr>
+        <w:t>min-width: calc(50% - 6px)</w:t>
+      </w:r>
+      <w:r>
+        <w:rPr>
+          <w:rFonts w:ascii="Calibri" w:hAnsi="Calibri"/>
+          <w:color w:val="1E293B"/>
+          <w:sz w:val="21"/>
+        </w:rPr>
+        <w:t>) in mobile view mode, cutting vertical scroll in half.</w:t>
+      </w:r>
+    </w:p>
+    <w:p>
+      <w:pPr>
+        <w:pStyle w:val="ListNumber"/>
+        <w:spacing w:before="20" w:after="40"/>
+      </w:pPr>
+      <w:r>
+        <w:rPr>
+          <w:rFonts w:ascii="Calibri" w:hAnsi="Calibri"/>
+          <w:b/>
+          <w:color w:val="0F172A"/>
+          <w:sz w:val="21"/>
+        </w:rPr>
+        <w:t>Physical Frame Conditioning:</w:t>
+      </w:r>
+      <w:r>
+        <w:rPr>
+          <w:rFonts w:ascii="Calibri" w:hAnsi="Calibri"/>
+          <w:color w:val="1E293B"/>
+          <w:sz w:val="21"/>
+        </w:rPr>
+        <w:t xml:space="preserve"> Conditioned outer mockup phone frame (</w:t>
+      </w:r>
+      <w:r>
+        <w:rPr>
+          <w:rFonts w:ascii="Consolas" w:hAnsi="Consolas"/>
+          <w:color w:val="0F5182"/>
+          <w:sz w:val="19"/>
+        </w:rPr>
+        <w:t>@media (min-width: 601px)</w:t>
+      </w:r>
+      <w:r>
+        <w:rPr>
+          <w:rFonts w:ascii="Calibri" w:hAnsi="Calibri"/>
+          <w:color w:val="1E293B"/>
+          <w:sz w:val="21"/>
+        </w:rPr>
+        <w:t>) so real smartphones render 100% edge-to-edge naturally.</w:t>
+      </w:r>
+    </w:p>
+    <w:p>
+      <w:pPr>
+        <w:pStyle w:val="ListNumber"/>
+        <w:spacing w:before="20" w:after="40"/>
+      </w:pPr>
+      <w:r>
+        <w:rPr>
+          <w:rFonts w:ascii="Calibri" w:hAnsi="Calibri"/>
+          <w:b/>
+          <w:color w:val="0F172A"/>
+          <w:sz w:val="21"/>
+        </w:rPr>
+        <w:t>Table &amp; Grid Responsive Wrapping:</w:t>
+      </w:r>
+      <w:r>
+        <w:rPr>
+          <w:rFonts w:ascii="Calibri" w:hAnsi="Calibri"/>
+          <w:color w:val="1E293B"/>
+          <w:sz w:val="21"/>
+        </w:rPr>
+        <w:t xml:space="preserve"> Wrapped all primary tables in </w:t>
+      </w:r>
+      <w:r>
+        <w:rPr>
+          <w:rFonts w:ascii="Consolas" w:hAnsi="Consolas"/>
+          <w:color w:val="0F5182"/>
+          <w:sz w:val="19"/>
+        </w:rPr>
+        <w:t>&lt;div class='neuro-table-responsive'&gt;</w:t>
+      </w:r>
+      <w:r>
+        <w:rPr>
+          <w:rFonts w:ascii="Calibri" w:hAnsi="Calibri"/>
+          <w:color w:val="1E293B"/>
+          <w:sz w:val="21"/>
+        </w:rPr>
+        <w:t xml:space="preserve"> with </w:t>
+      </w:r>
+      <w:r>
+        <w:rPr>
+          <w:rFonts w:ascii="Consolas" w:hAnsi="Consolas"/>
+          <w:color w:val="0F5182"/>
+          <w:sz w:val="19"/>
+        </w:rPr>
+        <w:t>min-width: 560px</w:t>
+      </w:r>
+      <w:r>
+        <w:rPr>
+          <w:rFonts w:ascii="Calibri" w:hAnsi="Calibri"/>
+          <w:color w:val="1E293B"/>
+          <w:sz w:val="21"/>
+        </w:rPr>
+        <w:t xml:space="preserve"> and sleek touch momentum scrolling; converted Step 2 metadata to </w:t>
+      </w:r>
+      <w:r>
+        <w:rPr>
+          <w:rFonts w:ascii="Consolas" w:hAnsi="Consolas"/>
+          <w:color w:val="0F5182"/>
+          <w:sz w:val="19"/>
+        </w:rPr>
+        <w:t>.candidate-meta-grid</w:t>
+      </w:r>
+      <w:r>
+        <w:rPr>
+          <w:rFonts w:ascii="Calibri" w:hAnsi="Calibri"/>
+          <w:color w:val="1E293B"/>
+          <w:sz w:val="21"/>
+        </w:rPr>
+        <w:t xml:space="preserve"> and Step 4 voice metrics to </w:t>
+      </w:r>
+      <w:r>
+        <w:rPr>
+          <w:rFonts w:ascii="Consolas" w:hAnsi="Consolas"/>
+          <w:color w:val="0F5182"/>
+          <w:sz w:val="19"/>
+        </w:rPr>
+        <w:t>.voice-turn-grid</w:t>
+      </w:r>
+      <w:r>
+        <w:rPr>
+          <w:rFonts w:ascii="Calibri" w:hAnsi="Calibri"/>
+          <w:color w:val="1E293B"/>
+          <w:sz w:val="21"/>
+        </w:rPr>
+        <w:t>.</w:t>
+      </w:r>
+    </w:p>
+    <w:p>
+      <w:pPr>
+        <w:pStyle w:val="ListNumber"/>
+        <w:spacing w:before="20" w:after="40"/>
+      </w:pPr>
+      <w:r>
+        <w:rPr>
+          <w:rFonts w:ascii="Calibri" w:hAnsi="Calibri"/>
+          <w:b/>
+          <w:color w:val="0F172A"/>
+          <w:sz w:val="21"/>
+        </w:rPr>
+        <w:t>Touch Ergonomics:</w:t>
+      </w:r>
+      <w:r>
+        <w:rPr>
+          <w:rFonts w:ascii="Calibri" w:hAnsi="Calibri"/>
+          <w:color w:val="1E293B"/>
+          <w:sz w:val="21"/>
+        </w:rPr>
+        <w:t xml:space="preserve"> Formatted horizontal radios as flexible touch pills and tab bars as touch-scrollable lists.</w:t>
+      </w:r>
+    </w:p>
+    <w:p>
+      <w:pPr>
+        <w:pStyle w:val="ListNumber"/>
+        <w:spacing w:before="20" w:after="40"/>
+      </w:pPr>
+      <w:r>
+        <w:rPr>
+          <w:rFonts w:ascii="Calibri" w:hAnsi="Calibri"/>
+          <w:b/>
+          <w:color w:val="0F172A"/>
+          <w:sz w:val="21"/>
+        </w:rPr>
+        <w:t>Automated Tests:</w:t>
+      </w:r>
+      <w:r>
+        <w:rPr>
+          <w:rFonts w:ascii="Calibri" w:hAnsi="Calibri"/>
+          <w:color w:val="1E293B"/>
+          <w:sz w:val="21"/>
+        </w:rPr>
+        <w:t xml:space="preserve"> All 108 tests verified passing (100% pass rate in 14.4s).</w:t>
+      </w:r>
+    </w:p>
+    <w:p>
+      <w:pPr>
+        <w:spacing w:before="120" w:after="120"/>
+        <w:pBdr>
+          <w:bottom w:val="single" w:sz="6" w:space="1" w:color="CBD5E1"/>
+        </w:pBdr>
+      </w:pPr>
+    </w:p>
+    <w:p>
+      <w:pPr>
+        <w:spacing w:before="240" w:after="80"/>
+      </w:pPr>
+      <w:r>
+        <w:rPr>
+          <w:rFonts w:ascii="Calibri" w:hAnsi="Calibri"/>
+          <w:b/>
+          <w:color w:val="1E3A8A"/>
+          <w:sz w:val="30"/>
+        </w:rPr>
+        <w:t>Why We Have Stopped</w:t>
+      </w:r>
+    </w:p>
+    <w:p>
+      <w:pPr>
+        <w:pStyle w:val="ListNumber"/>
+        <w:spacing w:before="20" w:after="40"/>
+      </w:pPr>
+      <w:r>
+        <w:rPr>
+          <w:rFonts w:ascii="Calibri" w:hAnsi="Calibri"/>
+          <w:b/>
+          <w:color w:val="0F172A"/>
+          <w:sz w:val="21"/>
+        </w:rPr>
+        <w:t>Scope Realization:</w:t>
+      </w:r>
+      <w:r>
+        <w:rPr>
+          <w:rFonts w:ascii="Calibri" w:hAnsi="Calibri"/>
+          <w:color w:val="1E293B"/>
+          <w:sz w:val="21"/>
+        </w:rPr>
+        <w:t xml:space="preserve"> Mobile view experience optimization, responsive grid enhancement, table overflow remediation, and frame conditioning are fully implemented and verified.</w:t>
       </w:r>
     </w:p>
     <w:p>
